--- a/Documents/Carlos Johncent Ventura CV.docx
+++ b/Documents/Carlos Johncent Ventura CV.docx
@@ -21,10 +21,90 @@
           <w:noProof/>
           <w:color w:val="000000" w:themeColor="text1"/>
         </w:rPr>
+        <w:drawing>
+          <wp:anchor distT="0" distB="0" distL="114300" distR="114300" simplePos="0" relativeHeight="251658240" behindDoc="0" locked="0" layoutInCell="1" allowOverlap="1" wp14:anchorId="7BF1AC7E" wp14:editId="017359A2">
+            <wp:simplePos x="0" y="0"/>
+            <wp:positionH relativeFrom="margin">
+              <wp:posOffset>103367</wp:posOffset>
+            </wp:positionH>
+            <wp:positionV relativeFrom="margin">
+              <wp:posOffset>-436587</wp:posOffset>
+            </wp:positionV>
+            <wp:extent cx="1553845" cy="1548870"/>
+            <wp:effectExtent l="76200" t="76200" r="84455" b="89535"/>
+            <wp:wrapNone/>
+            <wp:docPr id="1" name="Picture 1"/>
+            <wp:cNvGraphicFramePr>
+              <a:graphicFrameLocks xmlns:a="http://schemas.openxmlformats.org/drawingml/2006/main"/>
+            </wp:cNvGraphicFramePr>
+            <a:graphic xmlns:a="http://schemas.openxmlformats.org/drawingml/2006/main">
+              <a:graphicData uri="http://schemas.openxmlformats.org/drawingml/2006/picture">
+                <pic:pic xmlns:pic="http://schemas.openxmlformats.org/drawingml/2006/picture">
+                  <pic:nvPicPr>
+                    <pic:cNvPr id="0" name="received_863577641289998.jpeg"/>
+                    <pic:cNvPicPr/>
+                  </pic:nvPicPr>
+                  <pic:blipFill>
+                    <a:blip r:embed="rId9" cstate="print">
+                      <a:extLst>
+                        <a:ext uri="{28A0092B-C50C-407E-A947-70E740481C1C}">
+                          <a14:useLocalDpi xmlns:a14="http://schemas.microsoft.com/office/drawing/2010/main" val="0"/>
+                        </a:ext>
+                      </a:extLst>
+                    </a:blip>
+                    <a:stretch>
+                      <a:fillRect/>
+                    </a:stretch>
+                  </pic:blipFill>
+                  <pic:spPr>
+                    <a:xfrm>
+                      <a:off x="0" y="0"/>
+                      <a:ext cx="1553845" cy="1548870"/>
+                    </a:xfrm>
+                    <a:prstGeom prst="ellipse">
+                      <a:avLst/>
+                    </a:prstGeom>
+                    <a:ln w="63500" cap="rnd">
+                      <a:solidFill>
+                        <a:schemeClr val="bg1"/>
+                      </a:solidFill>
+                    </a:ln>
+                    <a:effectLst/>
+                    <a:scene3d>
+                      <a:camera prst="orthographicFront"/>
+                      <a:lightRig rig="contrasting" dir="t">
+                        <a:rot lat="0" lon="0" rev="3000000"/>
+                      </a:lightRig>
+                    </a:scene3d>
+                    <a:sp3d contourW="7620">
+                      <a:bevelT w="95250" h="31750"/>
+                      <a:contourClr>
+                        <a:srgbClr val="333333"/>
+                      </a:contourClr>
+                    </a:sp3d>
+                  </pic:spPr>
+                </pic:pic>
+              </a:graphicData>
+            </a:graphic>
+            <wp14:sizeRelH relativeFrom="margin">
+              <wp14:pctWidth>0</wp14:pctWidth>
+            </wp14:sizeRelH>
+            <wp14:sizeRelV relativeFrom="margin">
+              <wp14:pctHeight>0</wp14:pctHeight>
+            </wp14:sizeRelV>
+          </wp:anchor>
+        </w:drawing>
+      </w:r>
+      <w:r>
+        <w:rPr>
+          <w:rFonts w:ascii="Times New Roman" w:hAnsi="Times New Roman" w:cs="Times New Roman"/>
+          <w:noProof/>
+          <w:color w:val="000000" w:themeColor="text1"/>
+        </w:rPr>
         <mc:AlternateContent>
           <mc:Choice Requires="wps">
             <w:drawing>
-              <wp:anchor distT="0" distB="0" distL="114300" distR="114300" simplePos="0" relativeHeight="251662336" behindDoc="1" locked="0" layoutInCell="1" allowOverlap="1" wp14:anchorId="149780A3" wp14:editId="132EB91F">
+              <wp:anchor distT="0" distB="0" distL="114300" distR="114300" simplePos="0" relativeHeight="251662336" behindDoc="1" locked="0" layoutInCell="1" allowOverlap="1" wp14:anchorId="0CF0D2B0" wp14:editId="0DCF6E5A">
                 <wp:simplePos x="0" y="0"/>
                 <wp:positionH relativeFrom="column">
                   <wp:posOffset>-1659255</wp:posOffset>
@@ -109,7 +189,7 @@
         <mc:AlternateContent>
           <mc:Choice Requires="wps">
             <w:drawing>
-              <wp:anchor distT="0" distB="0" distL="114300" distR="114300" simplePos="0" relativeHeight="251660288" behindDoc="1" locked="0" layoutInCell="1" allowOverlap="1" wp14:anchorId="459CD9D9" wp14:editId="2D5E455B">
+              <wp:anchor distT="0" distB="0" distL="114300" distR="114300" simplePos="0" relativeHeight="251660288" behindDoc="1" locked="0" layoutInCell="1" allowOverlap="1" wp14:anchorId="69C91FF3" wp14:editId="63DBA263">
                 <wp:simplePos x="0" y="0"/>
                 <wp:positionH relativeFrom="column">
                   <wp:posOffset>-914400</wp:posOffset>
@@ -177,90 +257,14 @@
           </mc:Choice>
           <mc:Fallback>
             <w:pict>
+              <v:shapetype id="_x0000_t6" coordsize="21600,21600" o:spt="6" path="m,l,21600r21600,xe">
+                <v:stroke joinstyle="miter"/>
+                <v:path gradientshapeok="t" o:connecttype="custom" o:connectlocs="0,0;0,10800;0,21600;10800,21600;21600,21600;10800,10800" textboxrect="1800,12600,12600,19800"/>
+              </v:shapetype>
               <v:shape id="Right Triangle 6" o:spid="_x0000_s1026" type="#_x0000_t6" style="position:absolute;margin-left:-1in;margin-top:-9.4pt;width:612pt;height:173.4pt;flip:x y;z-index:-251656192;visibility:visible;mso-wrap-style:square;mso-width-percent:0;mso-height-percent:0;mso-wrap-distance-left:9pt;mso-wrap-distance-top:0;mso-wrap-distance-right:9pt;mso-wrap-distance-bottom:0;mso-position-horizontal:absolute;mso-position-horizontal-relative:text;mso-position-vertical:absolute;mso-position-vertical-relative:text;mso-width-percent:0;mso-height-percent:0;mso-width-relative:margin;mso-height-relative:margin;v-text-anchor:middle" o:gfxdata="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" fillcolor="#2da89e" stroked="f" strokeweight="2pt"/>
             </w:pict>
           </mc:Fallback>
         </mc:AlternateContent>
-      </w:r>
-      <w:r>
-        <w:rPr>
-          <w:rFonts w:ascii="Times New Roman" w:hAnsi="Times New Roman" w:cs="Times New Roman"/>
-          <w:noProof/>
-          <w:color w:val="000000" w:themeColor="text1"/>
-        </w:rPr>
-        <w:drawing>
-          <wp:anchor distT="0" distB="0" distL="114300" distR="114300" simplePos="0" relativeHeight="251658240" behindDoc="0" locked="0" layoutInCell="1" allowOverlap="1" wp14:anchorId="6455C0A6" wp14:editId="48CC92B8">
-            <wp:simplePos x="0" y="0"/>
-            <wp:positionH relativeFrom="margin">
-              <wp:posOffset>-55135</wp:posOffset>
-            </wp:positionH>
-            <wp:positionV relativeFrom="margin">
-              <wp:posOffset>-532130</wp:posOffset>
-            </wp:positionV>
-            <wp:extent cx="1847016" cy="1741335"/>
-            <wp:effectExtent l="76200" t="76200" r="77470" b="87630"/>
-            <wp:wrapNone/>
-            <wp:docPr id="1" name="Picture 1"/>
-            <wp:cNvGraphicFramePr>
-              <a:graphicFrameLocks xmlns:a="http://schemas.openxmlformats.org/drawingml/2006/main"/>
-            </wp:cNvGraphicFramePr>
-            <a:graphic xmlns:a="http://schemas.openxmlformats.org/drawingml/2006/main">
-              <a:graphicData uri="http://schemas.openxmlformats.org/drawingml/2006/picture">
-                <pic:pic xmlns:pic="http://schemas.openxmlformats.org/drawingml/2006/picture">
-                  <pic:nvPicPr>
-                    <pic:cNvPr id="0" name="received_863577641289998.jpeg"/>
-                    <pic:cNvPicPr/>
-                  </pic:nvPicPr>
-                  <pic:blipFill>
-                    <a:blip r:embed="rId9">
-                      <a:extLst>
-                        <a:ext uri="{28A0092B-C50C-407E-A947-70E740481C1C}">
-                          <a14:useLocalDpi xmlns:a14="http://schemas.microsoft.com/office/drawing/2010/main" val="0"/>
-                        </a:ext>
-                      </a:extLst>
-                    </a:blip>
-                    <a:stretch>
-                      <a:fillRect/>
-                    </a:stretch>
-                  </pic:blipFill>
-                  <pic:spPr>
-                    <a:xfrm>
-                      <a:off x="0" y="0"/>
-                      <a:ext cx="1847016" cy="1741335"/>
-                    </a:xfrm>
-                    <a:prstGeom prst="ellipse">
-                      <a:avLst/>
-                    </a:prstGeom>
-                    <a:ln w="63500" cap="rnd">
-                      <a:solidFill>
-                        <a:schemeClr val="bg1"/>
-                      </a:solidFill>
-                    </a:ln>
-                    <a:effectLst/>
-                    <a:scene3d>
-                      <a:camera prst="orthographicFront"/>
-                      <a:lightRig rig="contrasting" dir="t">
-                        <a:rot lat="0" lon="0" rev="3000000"/>
-                      </a:lightRig>
-                    </a:scene3d>
-                    <a:sp3d contourW="7620">
-                      <a:bevelT w="95250" h="31750"/>
-                      <a:contourClr>
-                        <a:srgbClr val="333333"/>
-                      </a:contourClr>
-                    </a:sp3d>
-                  </pic:spPr>
-                </pic:pic>
-              </a:graphicData>
-            </a:graphic>
-            <wp14:sizeRelH relativeFrom="margin">
-              <wp14:pctWidth>0</wp14:pctWidth>
-            </wp14:sizeRelH>
-            <wp14:sizeRelV relativeFrom="margin">
-              <wp14:pctHeight>0</wp14:pctHeight>
-            </wp14:sizeRelV>
-          </wp:anchor>
-        </w:drawing>
       </w:r>
       <w:r>
         <w:rPr>
@@ -1590,10 +1594,8 @@
           <w:rFonts w:ascii="Times New Roman" w:hAnsi="Times New Roman" w:cs="Times New Roman"/>
           <w:color w:val="000000" w:themeColor="text1"/>
         </w:rPr>
-        <w:t>71</w:t>
-      </w:r>
-      <w:bookmarkStart w:id="0" w:name="_GoBack"/>
-      <w:bookmarkEnd w:id="0"/>
+        <w:t>70</w:t>
+      </w:r>
       <w:r>
         <w:rPr>
           <w:rFonts w:ascii="Times New Roman" w:hAnsi="Times New Roman" w:cs="Times New Roman"/>
@@ -2697,8 +2699,33 @@
           <w:rFonts w:ascii="Times New Roman" w:hAnsi="Times New Roman" w:cs="Times New Roman"/>
           <w:color w:val="000000" w:themeColor="text1"/>
         </w:rPr>
-        <w:t>Sir Marco Emil Aquino</w:t>
-      </w:r>
+        <w:t xml:space="preserve">Prof. </w:t>
+      </w:r>
+      <w:proofErr w:type="spellStart"/>
+      <w:r>
+        <w:rPr>
+          <w:rFonts w:ascii="Times New Roman" w:hAnsi="Times New Roman" w:cs="Times New Roman"/>
+          <w:color w:val="000000" w:themeColor="text1"/>
+        </w:rPr>
+        <w:t>Rina</w:t>
+      </w:r>
+      <w:proofErr w:type="spellEnd"/>
+      <w:r>
+        <w:rPr>
+          <w:rFonts w:ascii="Times New Roman" w:hAnsi="Times New Roman" w:cs="Times New Roman"/>
+          <w:color w:val="000000" w:themeColor="text1"/>
+        </w:rPr>
+        <w:t xml:space="preserve"> </w:t>
+      </w:r>
+      <w:proofErr w:type="spellStart"/>
+      <w:r>
+        <w:rPr>
+          <w:rFonts w:ascii="Times New Roman" w:hAnsi="Times New Roman" w:cs="Times New Roman"/>
+          <w:color w:val="000000" w:themeColor="text1"/>
+        </w:rPr>
+        <w:t>Cabansag</w:t>
+      </w:r>
+      <w:proofErr w:type="spellEnd"/>
       <w:r>
         <w:rPr>
           <w:rFonts w:ascii="Times New Roman" w:hAnsi="Times New Roman" w:cs="Times New Roman"/>
@@ -2748,14 +2775,7 @@
           <w:rFonts w:ascii="Times New Roman" w:hAnsi="Times New Roman" w:cs="Times New Roman"/>
           <w:color w:val="000000" w:themeColor="text1"/>
         </w:rPr>
-        <w:t>College Instructor</w:t>
-      </w:r>
-      <w:r>
-        <w:rPr>
-          <w:rFonts w:ascii="Times New Roman" w:hAnsi="Times New Roman" w:cs="Times New Roman"/>
-          <w:color w:val="000000" w:themeColor="text1"/>
-        </w:rPr>
-        <w:t xml:space="preserve"> /</w:t>
+        <w:t>College Instructor /</w:t>
       </w:r>
       <w:r>
         <w:rPr>
@@ -2959,7 +2979,7 @@
           <w:rFonts w:ascii="Times New Roman" w:hAnsi="Times New Roman" w:cs="Times New Roman"/>
           <w:color w:val="000000" w:themeColor="text1"/>
         </w:rPr>
-        <w:t>nivlacolrac@gmail.com</w:t>
+        <w:t>rvcabansag14@gmail.com</w:t>
       </w:r>
       <w:r>
         <w:rPr>
@@ -3272,166 +3292,11 @@
         </w:rPr>
         <w:t xml:space="preserve">    </w:t>
       </w:r>
-    </w:p>
-    <w:p>
-      <w:pPr>
-        <w:rPr>
-          <w:rFonts w:ascii="Times New Roman" w:hAnsi="Times New Roman" w:cs="Times New Roman"/>
-          <w:color w:val="000000" w:themeColor="text1"/>
-          <w:u w:val="single"/>
-        </w:rPr>
-      </w:pPr>
-      <w:r>
-        <w:rPr>
-          <w:rFonts w:ascii="Times New Roman" w:hAnsi="Times New Roman" w:cs="Times New Roman"/>
-          <w:color w:val="000000" w:themeColor="text1"/>
-        </w:rPr>
-        <w:tab/>
-      </w:r>
-      <w:r>
-        <w:rPr>
-          <w:rFonts w:ascii="Times New Roman" w:hAnsi="Times New Roman" w:cs="Times New Roman"/>
-          <w:color w:val="000000" w:themeColor="text1"/>
-        </w:rPr>
-        <w:tab/>
-      </w:r>
-      <w:r>
-        <w:rPr>
-          <w:rFonts w:ascii="Times New Roman" w:hAnsi="Times New Roman" w:cs="Times New Roman"/>
-          <w:color w:val="000000" w:themeColor="text1"/>
-        </w:rPr>
-        <w:tab/>
-      </w:r>
-      <w:r>
-        <w:rPr>
-          <w:rFonts w:ascii="Times New Roman" w:hAnsi="Times New Roman" w:cs="Times New Roman"/>
-          <w:color w:val="000000" w:themeColor="text1"/>
-        </w:rPr>
-        <w:tab/>
-      </w:r>
-      <w:r>
-        <w:rPr>
-          <w:rFonts w:ascii="Times New Roman" w:hAnsi="Times New Roman" w:cs="Times New Roman"/>
-          <w:color w:val="000000" w:themeColor="text1"/>
-        </w:rPr>
-        <w:tab/>
-      </w:r>
-      <w:r>
-        <w:rPr>
-          <w:rFonts w:ascii="Times New Roman" w:hAnsi="Times New Roman" w:cs="Times New Roman"/>
-          <w:color w:val="000000" w:themeColor="text1"/>
-        </w:rPr>
-        <w:tab/>
-      </w:r>
-      <w:r>
-        <w:rPr>
-          <w:rFonts w:ascii="Times New Roman" w:hAnsi="Times New Roman" w:cs="Times New Roman"/>
-          <w:color w:val="000000" w:themeColor="text1"/>
-        </w:rPr>
-        <w:tab/>
-        <w:t xml:space="preserve">          </w:t>
-      </w:r>
-      <w:r>
-        <w:rPr>
-          <w:rFonts w:ascii="Times New Roman" w:hAnsi="Times New Roman" w:cs="Times New Roman"/>
-          <w:color w:val="000000" w:themeColor="text1"/>
-          <w:u w:val="single"/>
-        </w:rPr>
-        <w:t xml:space="preserve">CARLOS JOHNCENT </w:t>
-      </w:r>
-      <w:r>
-        <w:rPr>
-          <w:rFonts w:ascii="Times New Roman" w:hAnsi="Times New Roman" w:cs="Times New Roman"/>
-          <w:color w:val="000000" w:themeColor="text1"/>
-          <w:u w:val="single"/>
-        </w:rPr>
-        <w:t>L.</w:t>
-      </w:r>
-      <w:r>
-        <w:rPr>
-          <w:rFonts w:ascii="Times New Roman" w:hAnsi="Times New Roman" w:cs="Times New Roman"/>
-          <w:color w:val="000000" w:themeColor="text1"/>
-          <w:u w:val="single"/>
-        </w:rPr>
-        <w:t xml:space="preserve"> </w:t>
-      </w:r>
-      <w:r>
-        <w:rPr>
-          <w:rFonts w:ascii="Times New Roman" w:hAnsi="Times New Roman" w:cs="Times New Roman"/>
-          <w:color w:val="000000" w:themeColor="text1"/>
-          <w:u w:val="single"/>
-        </w:rPr>
-        <w:t>VENTURA</w:t>
-      </w:r>
-    </w:p>
-    <w:p>
-      <w:pPr>
-        <w:rPr>
-          <w:rFonts w:ascii="Times New Roman" w:hAnsi="Times New Roman" w:cs="Times New Roman"/>
-          <w:color w:val="000000" w:themeColor="text1"/>
-        </w:rPr>
-      </w:pPr>
-      <w:r>
-        <w:rPr>
-          <w:rFonts w:ascii="Times New Roman" w:hAnsi="Times New Roman" w:cs="Times New Roman"/>
-          <w:color w:val="000000" w:themeColor="text1"/>
-        </w:rPr>
-        <w:t xml:space="preserve"> </w:t>
-      </w:r>
-      <w:r>
-        <w:rPr>
-          <w:rFonts w:ascii="Times New Roman" w:hAnsi="Times New Roman" w:cs="Times New Roman"/>
-          <w:color w:val="000000" w:themeColor="text1"/>
-        </w:rPr>
-        <w:tab/>
-      </w:r>
-      <w:r>
-        <w:rPr>
-          <w:rFonts w:ascii="Times New Roman" w:hAnsi="Times New Roman" w:cs="Times New Roman"/>
-          <w:color w:val="000000" w:themeColor="text1"/>
-        </w:rPr>
-        <w:tab/>
-      </w:r>
-      <w:r>
-        <w:rPr>
-          <w:rFonts w:ascii="Times New Roman" w:hAnsi="Times New Roman" w:cs="Times New Roman"/>
-          <w:color w:val="000000" w:themeColor="text1"/>
-        </w:rPr>
-        <w:tab/>
-      </w:r>
-      <w:r>
-        <w:rPr>
-          <w:rFonts w:ascii="Times New Roman" w:hAnsi="Times New Roman" w:cs="Times New Roman"/>
-          <w:color w:val="000000" w:themeColor="text1"/>
-        </w:rPr>
-        <w:tab/>
-      </w:r>
-      <w:r>
-        <w:rPr>
-          <w:rFonts w:ascii="Times New Roman" w:hAnsi="Times New Roman" w:cs="Times New Roman"/>
-          <w:color w:val="000000" w:themeColor="text1"/>
-        </w:rPr>
-        <w:tab/>
-      </w:r>
-      <w:r>
-        <w:rPr>
-          <w:rFonts w:ascii="Times New Roman" w:hAnsi="Times New Roman" w:cs="Times New Roman"/>
-          <w:color w:val="000000" w:themeColor="text1"/>
-        </w:rPr>
-        <w:tab/>
-        <w:t xml:space="preserve">                                    Applicant Signature</w:t>
-      </w:r>
-    </w:p>
-    <w:p>
-      <w:pPr>
-        <w:rPr>
-          <w:rFonts w:ascii="Times New Roman" w:hAnsi="Times New Roman" w:cs="Times New Roman"/>
-          <w:color w:val="000000" w:themeColor="text1"/>
-        </w:rPr>
-      </w:pPr>
+      <w:bookmarkStart w:id="0" w:name="_GoBack"/>
+      <w:bookmarkEnd w:id="0"/>
     </w:p>
     <w:sectPr>
-      <w:pgSz w:w="11907" w:h="16839" w:code="9"/>
+      <w:pgSz w:w="12240" w:h="15840" w:code="1"/>
       <w:pgMar w:top="1440" w:right="1440" w:bottom="720" w:left="1440" w:header="709" w:footer="709" w:gutter="0"/>
       <w:cols w:space="708"/>
       <w:docGrid w:linePitch="360"/>
@@ -4750,7 +4615,7 @@
 </file>
 
 <file path=customXml/itemProps1.xml><?xml version="1.0" encoding="utf-8"?>
-<ds:datastoreItem xmlns:ds="http://schemas.openxmlformats.org/officeDocument/2006/customXml" ds:itemID="{4A0773FF-CFFF-4B3B-A5A2-CF8D66190306}">
+<ds:datastoreItem xmlns:ds="http://schemas.openxmlformats.org/officeDocument/2006/customXml" ds:itemID="{D54FA373-6EB0-4852-A7F7-997E5AA76CAD}">
   <ds:schemaRefs>
     <ds:schemaRef ds:uri="http://schemas.openxmlformats.org/officeDocument/2006/bibliography"/>
   </ds:schemaRefs>

--- a/Documents/Carlos Johncent Ventura CV.docx
+++ b/Documents/Carlos Johncent Ventura CV.docx
@@ -16,8 +16,94 @@
           <w:noProof/>
           <w:color w:val="000000" w:themeColor="text1"/>
         </w:rPr>
+        <mc:AlternateContent>
+          <mc:Choice Requires="wps">
+            <w:drawing>
+              <wp:anchor distT="0" distB="0" distL="114300" distR="114300" simplePos="0" relativeHeight="251660288" behindDoc="1" locked="0" layoutInCell="1" allowOverlap="1" wp14:anchorId="5E975F4B" wp14:editId="702F9DC1">
+                <wp:simplePos x="0" y="0"/>
+                <wp:positionH relativeFrom="column">
+                  <wp:posOffset>-914400</wp:posOffset>
+                </wp:positionH>
+                <wp:positionV relativeFrom="paragraph">
+                  <wp:posOffset>-119380</wp:posOffset>
+                </wp:positionV>
+                <wp:extent cx="7823835" cy="3243580"/>
+                <wp:effectExtent l="0" t="0" r="5715" b="0"/>
+                <wp:wrapNone/>
+                <wp:docPr id="6" name="Right Triangle 6"/>
+                <wp:cNvGraphicFramePr/>
+                <a:graphic xmlns:a="http://schemas.openxmlformats.org/drawingml/2006/main">
+                  <a:graphicData uri="http://schemas.microsoft.com/office/word/2010/wordprocessingShape">
+                    <wps:wsp>
+                      <wps:cNvSpPr/>
+                      <wps:spPr>
+                        <a:xfrm flipH="1" flipV="1">
+                          <a:off x="0" y="0"/>
+                          <a:ext cx="7823835" cy="3243580"/>
+                        </a:xfrm>
+                        <a:prstGeom prst="rtTriangle">
+                          <a:avLst/>
+                        </a:prstGeom>
+                        <a:solidFill>
+                          <a:srgbClr val="1F7C83"/>
+                        </a:solidFill>
+                        <a:ln>
+                          <a:noFill/>
+                        </a:ln>
+                      </wps:spPr>
+                      <wps:style>
+                        <a:lnRef idx="2">
+                          <a:schemeClr val="accent5">
+                            <a:shade val="50000"/>
+                          </a:schemeClr>
+                        </a:lnRef>
+                        <a:fillRef idx="1">
+                          <a:schemeClr val="accent5"/>
+                        </a:fillRef>
+                        <a:effectRef idx="0">
+                          <a:schemeClr val="accent5"/>
+                        </a:effectRef>
+                        <a:fontRef idx="minor">
+                          <a:schemeClr val="lt1"/>
+                        </a:fontRef>
+                      </wps:style>
+                      <wps:bodyPr rot="0" spcFirstLastPara="0" vertOverflow="overflow" horzOverflow="overflow" vert="horz" wrap="square" lIns="91440" tIns="45720" rIns="91440" bIns="45720" numCol="1" spcCol="0" rtlCol="0" fromWordArt="0" anchor="ctr" anchorCtr="0" forceAA="0" compatLnSpc="1">
+                        <a:prstTxWarp prst="textNoShape">
+                          <a:avLst/>
+                        </a:prstTxWarp>
+                        <a:noAutofit/>
+                      </wps:bodyPr>
+                    </wps:wsp>
+                  </a:graphicData>
+                </a:graphic>
+                <wp14:sizeRelH relativeFrom="margin">
+                  <wp14:pctWidth>0</wp14:pctWidth>
+                </wp14:sizeRelH>
+                <wp14:sizeRelV relativeFrom="margin">
+                  <wp14:pctHeight>0</wp14:pctHeight>
+                </wp14:sizeRelV>
+              </wp:anchor>
+            </w:drawing>
+          </mc:Choice>
+          <mc:Fallback>
+            <w:pict>
+              <v:shapetype id="_x0000_t6" coordsize="21600,21600" o:spt="6" path="m,l,21600r21600,xe">
+                <v:stroke joinstyle="miter"/>
+                <v:path gradientshapeok="t" o:connecttype="custom" o:connectlocs="0,0;0,10800;0,21600;10800,21600;21600,21600;10800,10800" textboxrect="1800,12600,12600,19800"/>
+              </v:shapetype>
+              <v:shape id="Right Triangle 6" o:spid="_x0000_s1026" type="#_x0000_t6" style="position:absolute;margin-left:-1in;margin-top:-9.4pt;width:616.05pt;height:255.4pt;flip:x y;z-index:-251656192;visibility:visible;mso-wrap-style:square;mso-width-percent:0;mso-height-percent:0;mso-wrap-distance-left:9pt;mso-wrap-distance-top:0;mso-wrap-distance-right:9pt;mso-wrap-distance-bottom:0;mso-position-horizontal:absolute;mso-position-horizontal-relative:text;mso-position-vertical:absolute;mso-position-vertical-relative:text;mso-width-percent:0;mso-height-percent:0;mso-width-relative:margin;mso-height-relative:margin;v-text-anchor:middle" o:gfxdata="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" fillcolor="#1f7c83" stroked="f" strokeweight="2pt"/>
+            </w:pict>
+          </mc:Fallback>
+        </mc:AlternateContent>
+      </w:r>
+      <w:r>
+        <w:rPr>
+          <w:rFonts w:ascii="Times New Roman" w:hAnsi="Times New Roman" w:cs="Times New Roman"/>
+          <w:noProof/>
+          <w:color w:val="000000" w:themeColor="text1"/>
+        </w:rPr>
         <w:drawing>
-          <wp:anchor distT="0" distB="0" distL="114300" distR="114300" simplePos="0" relativeHeight="251664384" behindDoc="0" locked="0" layoutInCell="1" allowOverlap="1" wp14:anchorId="3F99DECA" wp14:editId="0D04CC91">
+          <wp:anchor distT="0" distB="0" distL="114300" distR="114300" simplePos="0" relativeHeight="251664384" behindDoc="0" locked="0" layoutInCell="1" allowOverlap="1" wp14:anchorId="3942D2CB" wp14:editId="539D8F82">
             <wp:simplePos x="0" y="0"/>
             <wp:positionH relativeFrom="margin">
               <wp:posOffset>47708</wp:posOffset>
@@ -89,92 +175,6 @@
             </wp14:sizeRelV>
           </wp:anchor>
         </w:drawing>
-      </w:r>
-      <w:r>
-        <w:rPr>
-          <w:rFonts w:ascii="Times New Roman" w:hAnsi="Times New Roman" w:cs="Times New Roman"/>
-          <w:noProof/>
-          <w:color w:val="000000" w:themeColor="text1"/>
-        </w:rPr>
-        <mc:AlternateContent>
-          <mc:Choice Requires="wps">
-            <w:drawing>
-              <wp:anchor distT="0" distB="0" distL="114300" distR="114300" simplePos="0" relativeHeight="251660288" behindDoc="1" locked="0" layoutInCell="1" allowOverlap="1" wp14:anchorId="383C30C8" wp14:editId="78282A5E">
-                <wp:simplePos x="0" y="0"/>
-                <wp:positionH relativeFrom="column">
-                  <wp:posOffset>-914400</wp:posOffset>
-                </wp:positionH>
-                <wp:positionV relativeFrom="paragraph">
-                  <wp:posOffset>-121285</wp:posOffset>
-                </wp:positionV>
-                <wp:extent cx="7823835" cy="3035300"/>
-                <wp:effectExtent l="0" t="0" r="5715" b="0"/>
-                <wp:wrapNone/>
-                <wp:docPr id="6" name="Right Triangle 6"/>
-                <wp:cNvGraphicFramePr/>
-                <a:graphic xmlns:a="http://schemas.openxmlformats.org/drawingml/2006/main">
-                  <a:graphicData uri="http://schemas.microsoft.com/office/word/2010/wordprocessingShape">
-                    <wps:wsp>
-                      <wps:cNvSpPr/>
-                      <wps:spPr>
-                        <a:xfrm flipH="1" flipV="1">
-                          <a:off x="0" y="0"/>
-                          <a:ext cx="7823835" cy="3035300"/>
-                        </a:xfrm>
-                        <a:prstGeom prst="rtTriangle">
-                          <a:avLst/>
-                        </a:prstGeom>
-                        <a:solidFill>
-                          <a:srgbClr val="1F7C83"/>
-                        </a:solidFill>
-                        <a:ln>
-                          <a:noFill/>
-                        </a:ln>
-                      </wps:spPr>
-                      <wps:style>
-                        <a:lnRef idx="2">
-                          <a:schemeClr val="accent5">
-                            <a:shade val="50000"/>
-                          </a:schemeClr>
-                        </a:lnRef>
-                        <a:fillRef idx="1">
-                          <a:schemeClr val="accent5"/>
-                        </a:fillRef>
-                        <a:effectRef idx="0">
-                          <a:schemeClr val="accent5"/>
-                        </a:effectRef>
-                        <a:fontRef idx="minor">
-                          <a:schemeClr val="lt1"/>
-                        </a:fontRef>
-                      </wps:style>
-                      <wps:bodyPr rot="0" spcFirstLastPara="0" vertOverflow="overflow" horzOverflow="overflow" vert="horz" wrap="square" lIns="91440" tIns="45720" rIns="91440" bIns="45720" numCol="1" spcCol="0" rtlCol="0" fromWordArt="0" anchor="ctr" anchorCtr="0" forceAA="0" compatLnSpc="1">
-                        <a:prstTxWarp prst="textNoShape">
-                          <a:avLst/>
-                        </a:prstTxWarp>
-                        <a:noAutofit/>
-                      </wps:bodyPr>
-                    </wps:wsp>
-                  </a:graphicData>
-                </a:graphic>
-                <wp14:sizeRelH relativeFrom="margin">
-                  <wp14:pctWidth>0</wp14:pctWidth>
-                </wp14:sizeRelH>
-                <wp14:sizeRelV relativeFrom="margin">
-                  <wp14:pctHeight>0</wp14:pctHeight>
-                </wp14:sizeRelV>
-              </wp:anchor>
-            </w:drawing>
-          </mc:Choice>
-          <mc:Fallback>
-            <w:pict>
-              <v:shapetype id="_x0000_t6" coordsize="21600,21600" o:spt="6" path="m,l,21600r21600,xe">
-                <v:stroke joinstyle="miter"/>
-                <v:path gradientshapeok="t" o:connecttype="custom" o:connectlocs="0,0;0,10800;0,21600;10800,21600;21600,21600;10800,10800" textboxrect="1800,12600,12600,19800"/>
-              </v:shapetype>
-              <v:shape id="Right Triangle 6" o:spid="_x0000_s1026" type="#_x0000_t6" style="position:absolute;margin-left:-1in;margin-top:-9.55pt;width:616.05pt;height:239pt;flip:x y;z-index:-251656192;visibility:visible;mso-wrap-style:square;mso-width-percent:0;mso-height-percent:0;mso-wrap-distance-left:9pt;mso-wrap-distance-top:0;mso-wrap-distance-right:9pt;mso-wrap-distance-bottom:0;mso-position-horizontal:absolute;mso-position-horizontal-relative:text;mso-position-vertical:absolute;mso-position-vertical-relative:text;mso-width-percent:0;mso-height-percent:0;mso-width-relative:margin;mso-height-relative:margin;v-text-anchor:middle" o:gfxdata="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" fillcolor="#1f7c83" stroked="f" strokeweight="2pt"/>
-            </w:pict>
-          </mc:Fallback>
-        </mc:AlternateContent>
       </w:r>
       <w:r>
         <w:rPr>
@@ -356,16 +356,16 @@
         <mc:AlternateContent>
           <mc:Choice Requires="wps">
             <w:drawing>
-              <wp:anchor distT="0" distB="0" distL="114300" distR="114300" simplePos="0" relativeHeight="251662336" behindDoc="1" locked="0" layoutInCell="1" allowOverlap="1" wp14:anchorId="247D8B77" wp14:editId="7F5C23BA">
+              <wp:anchor distT="0" distB="0" distL="114300" distR="114300" simplePos="0" relativeHeight="251662336" behindDoc="1" locked="0" layoutInCell="1" allowOverlap="1" wp14:anchorId="3BF2C777" wp14:editId="6BDAFA5E">
                 <wp:simplePos x="0" y="0"/>
                 <wp:positionH relativeFrom="column">
-                  <wp:posOffset>-1749994</wp:posOffset>
+                  <wp:posOffset>-1770196</wp:posOffset>
                 </wp:positionH>
                 <wp:positionV relativeFrom="paragraph">
-                  <wp:posOffset>135574</wp:posOffset>
+                  <wp:posOffset>179411</wp:posOffset>
                 </wp:positionV>
-                <wp:extent cx="3489008" cy="3693563"/>
-                <wp:effectExtent l="571500" t="533400" r="454660" b="0"/>
+                <wp:extent cx="3504610" cy="3621145"/>
+                <wp:effectExtent l="571500" t="552450" r="343535" b="0"/>
                 <wp:wrapNone/>
                 <wp:docPr id="8" name="Right Triangle 8"/>
                 <wp:cNvGraphicFramePr/>
@@ -374,9 +374,9 @@
                     <wps:wsp>
                       <wps:cNvSpPr/>
                       <wps:spPr>
-                        <a:xfrm rot="1303521" flipV="1">
+                        <a:xfrm rot="1363865" flipV="1">
                           <a:off x="0" y="0"/>
-                          <a:ext cx="3489008" cy="3693563"/>
+                          <a:ext cx="3504610" cy="3621145"/>
                         </a:xfrm>
                         <a:prstGeom prst="rtTriangle">
                           <a:avLst/>
@@ -423,7 +423,7 @@
           </mc:Choice>
           <mc:Fallback>
             <w:pict>
-              <v:shape id="Right Triangle 8" o:spid="_x0000_s1026" type="#_x0000_t6" style="position:absolute;margin-left:-137.8pt;margin-top:10.7pt;width:274.75pt;height:290.85pt;rotation:-1423793fd;flip:y;z-index:-251654144;visibility:visible;mso-wrap-style:square;mso-width-percent:0;mso-height-percent:0;mso-wrap-distance-left:9pt;mso-wrap-distance-top:0;mso-wrap-distance-right:9pt;mso-wrap-distance-bottom:0;mso-position-horizontal:absolute;mso-position-horizontal-relative:text;mso-position-vertical:absolute;mso-position-vertical-relative:text;mso-width-percent:0;mso-height-percent:0;mso-width-relative:margin;mso-height-relative:margin;v-text-anchor:middle" o:gfxdata="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" fillcolor="#0d4e5d" stroked="f"/>
+              <v:shape id="Right Triangle 8" o:spid="_x0000_s1026" type="#_x0000_t6" style="position:absolute;margin-left:-139.4pt;margin-top:14.15pt;width:275.95pt;height:285.15pt;rotation:-1489704fd;flip:y;z-index:-251654144;visibility:visible;mso-wrap-style:square;mso-width-percent:0;mso-height-percent:0;mso-wrap-distance-left:9pt;mso-wrap-distance-top:0;mso-wrap-distance-right:9pt;mso-wrap-distance-bottom:0;mso-position-horizontal:absolute;mso-position-horizontal-relative:text;mso-position-vertical:absolute;mso-position-vertical-relative:text;mso-width-percent:0;mso-height-percent:0;mso-width-relative:margin;mso-height-relative:margin;v-text-anchor:middle" o:gfxdata="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" fillcolor="#0d4e5d" stroked="f"/>
             </w:pict>
           </mc:Fallback>
         </mc:AlternateContent>
@@ -968,8 +968,10 @@
           <w:rFonts w:ascii="Times New Roman" w:hAnsi="Times New Roman"/>
           <w:color w:val="FFFFFF" w:themeColor="background1"/>
         </w:rPr>
-        <w:t>Inky</w:t>
-      </w:r>
+        <w:t>Ink</w:t>
+      </w:r>
+      <w:bookmarkStart w:id="0" w:name="_GoBack"/>
+      <w:bookmarkEnd w:id="0"/>
     </w:p>
     <w:p>
       <w:pPr>
@@ -1037,7 +1039,7 @@
           <w:rFonts w:ascii="Times New Roman" w:hAnsi="Times New Roman"/>
           <w:color w:val="FFFFFF" w:themeColor="background1"/>
         </w:rPr>
-        <w:t>JavaScript</w:t>
+        <w:t>Sass</w:t>
       </w:r>
     </w:p>
     <w:p>
@@ -1060,7 +1062,7 @@
           <w:rFonts w:ascii="Times New Roman" w:hAnsi="Times New Roman"/>
           <w:color w:val="FFFFFF" w:themeColor="background1"/>
         </w:rPr>
-        <w:t>Photoshop</w:t>
+        <w:t>JavaScript</w:t>
       </w:r>
     </w:p>
     <w:p>
@@ -1083,7 +1085,7 @@
           <w:rFonts w:ascii="Times New Roman" w:hAnsi="Times New Roman"/>
           <w:color w:val="FFFFFF" w:themeColor="background1"/>
         </w:rPr>
-        <w:t>Aseprite</w:t>
+        <w:t>Photoshop</w:t>
       </w:r>
     </w:p>
     <w:p>
@@ -1106,6 +1108,29 @@
           <w:rFonts w:ascii="Times New Roman" w:hAnsi="Times New Roman"/>
           <w:color w:val="FFFFFF" w:themeColor="background1"/>
         </w:rPr>
+        <w:t>Aseprite</w:t>
+      </w:r>
+    </w:p>
+    <w:p>
+      <w:pPr>
+        <w:pStyle w:val="ListParagraph"/>
+        <w:numPr>
+          <w:ilvl w:val="0"/>
+          <w:numId w:val="7"/>
+        </w:numPr>
+        <w:tabs>
+          <w:tab w:val="left" w:pos="4825"/>
+        </w:tabs>
+        <w:rPr>
+          <w:rFonts w:ascii="Times New Roman" w:hAnsi="Times New Roman"/>
+          <w:color w:val="FFFFFF" w:themeColor="background1"/>
+        </w:rPr>
+      </w:pPr>
+      <w:r>
+        <w:rPr>
+          <w:rFonts w:ascii="Times New Roman" w:hAnsi="Times New Roman"/>
+          <w:color w:val="FFFFFF" w:themeColor="background1"/>
+        </w:rPr>
         <w:t>Java</w:t>
       </w:r>
     </w:p>
@@ -1596,16 +1621,7 @@
           <w:rFonts w:ascii="Times New Roman" w:hAnsi="Times New Roman" w:cs="Times New Roman"/>
           <w:color w:val="595959" w:themeColor="text1" w:themeTint="A6"/>
         </w:rPr>
-        <w:t>Uni</w:t>
-      </w:r>
-      <w:bookmarkStart w:id="0" w:name="_GoBack"/>
-      <w:bookmarkEnd w:id="0"/>
-      <w:r>
-        <w:rPr>
-          <w:rFonts w:ascii="Times New Roman" w:hAnsi="Times New Roman" w:cs="Times New Roman"/>
-          <w:color w:val="595959" w:themeColor="text1" w:themeTint="A6"/>
-        </w:rPr>
-        <w:t>versity of the Philippines / Diliman, Quezon City</w:t>
+        <w:t>University of the Philippines / Diliman, Quezon City</w:t>
       </w:r>
     </w:p>
     <w:p>
@@ -3700,7 +3716,7 @@
 </file>
 
 <file path=customXml/itemProps1.xml><?xml version="1.0" encoding="utf-8"?>
-<ds:datastoreItem xmlns:ds="http://schemas.openxmlformats.org/officeDocument/2006/customXml" ds:itemID="{DE94612D-7D4A-443A-ABC8-968718878B28}">
+<ds:datastoreItem xmlns:ds="http://schemas.openxmlformats.org/officeDocument/2006/customXml" ds:itemID="{17BFDD16-EF63-496E-95B4-3BFF0F634C1F}">
   <ds:schemaRefs>
     <ds:schemaRef ds:uri="http://schemas.openxmlformats.org/officeDocument/2006/bibliography"/>
   </ds:schemaRefs>

--- a/Documents/Carlos Johncent Ventura CV.docx
+++ b/Documents/Carlos Johncent Ventura CV.docx
@@ -16,10 +16,90 @@
           <w:noProof/>
           <w:color w:val="000000" w:themeColor="text1"/>
         </w:rPr>
+        <w:drawing>
+          <wp:anchor distT="0" distB="0" distL="114300" distR="114300" simplePos="0" relativeHeight="251664384" behindDoc="0" locked="0" layoutInCell="1" allowOverlap="1" wp14:anchorId="0DCF66F6" wp14:editId="68ADA43C">
+            <wp:simplePos x="0" y="0"/>
+            <wp:positionH relativeFrom="margin">
+              <wp:posOffset>71562</wp:posOffset>
+            </wp:positionH>
+            <wp:positionV relativeFrom="margin">
+              <wp:posOffset>-286246</wp:posOffset>
+            </wp:positionV>
+            <wp:extent cx="1757238" cy="1810402"/>
+            <wp:effectExtent l="76200" t="76200" r="90805" b="75565"/>
+            <wp:wrapNone/>
+            <wp:docPr id="1" name="Picture 1"/>
+            <wp:cNvGraphicFramePr>
+              <a:graphicFrameLocks xmlns:a="http://schemas.openxmlformats.org/drawingml/2006/main"/>
+            </wp:cNvGraphicFramePr>
+            <a:graphic xmlns:a="http://schemas.openxmlformats.org/drawingml/2006/main">
+              <a:graphicData uri="http://schemas.openxmlformats.org/drawingml/2006/picture">
+                <pic:pic xmlns:pic="http://schemas.openxmlformats.org/drawingml/2006/picture">
+                  <pic:nvPicPr>
+                    <pic:cNvPr id="0" name="received_863577641289998.jpeg"/>
+                    <pic:cNvPicPr/>
+                  </pic:nvPicPr>
+                  <pic:blipFill>
+                    <a:blip r:embed="rId9" cstate="print">
+                      <a:extLst>
+                        <a:ext uri="{28A0092B-C50C-407E-A947-70E740481C1C}">
+                          <a14:useLocalDpi xmlns:a14="http://schemas.microsoft.com/office/drawing/2010/main" val="0"/>
+                        </a:ext>
+                      </a:extLst>
+                    </a:blip>
+                    <a:stretch>
+                      <a:fillRect/>
+                    </a:stretch>
+                  </pic:blipFill>
+                  <pic:spPr>
+                    <a:xfrm>
+                      <a:off x="0" y="0"/>
+                      <a:ext cx="1773820" cy="1827486"/>
+                    </a:xfrm>
+                    <a:prstGeom prst="ellipse">
+                      <a:avLst/>
+                    </a:prstGeom>
+                    <a:ln w="63500" cap="rnd">
+                      <a:solidFill>
+                        <a:schemeClr val="bg1"/>
+                      </a:solidFill>
+                    </a:ln>
+                    <a:effectLst/>
+                    <a:scene3d>
+                      <a:camera prst="orthographicFront"/>
+                      <a:lightRig rig="contrasting" dir="t">
+                        <a:rot lat="0" lon="0" rev="3000000"/>
+                      </a:lightRig>
+                    </a:scene3d>
+                    <a:sp3d contourW="7620">
+                      <a:bevelT w="95250" h="31750"/>
+                      <a:contourClr>
+                        <a:srgbClr val="333333"/>
+                      </a:contourClr>
+                    </a:sp3d>
+                  </pic:spPr>
+                </pic:pic>
+              </a:graphicData>
+            </a:graphic>
+            <wp14:sizeRelH relativeFrom="margin">
+              <wp14:pctWidth>0</wp14:pctWidth>
+            </wp14:sizeRelH>
+            <wp14:sizeRelV relativeFrom="margin">
+              <wp14:pctHeight>0</wp14:pctHeight>
+            </wp14:sizeRelV>
+          </wp:anchor>
+        </w:drawing>
+      </w:r>
+      <w:r>
+        <w:rPr>
+          <w:rFonts w:ascii="Times New Roman" w:hAnsi="Times New Roman" w:cs="Times New Roman"/>
+          <w:noProof/>
+          <w:color w:val="000000" w:themeColor="text1"/>
+        </w:rPr>
         <mc:AlternateContent>
           <mc:Choice Requires="wps">
             <w:drawing>
-              <wp:anchor distT="0" distB="0" distL="114300" distR="114300" simplePos="0" relativeHeight="251660288" behindDoc="1" locked="0" layoutInCell="1" allowOverlap="1" wp14:anchorId="5E975F4B" wp14:editId="702F9DC1">
+              <wp:anchor distT="0" distB="0" distL="114300" distR="114300" simplePos="0" relativeHeight="251660288" behindDoc="1" locked="0" layoutInCell="1" allowOverlap="1" wp14:anchorId="5004DFC4" wp14:editId="66094CAD">
                 <wp:simplePos x="0" y="0"/>
                 <wp:positionH relativeFrom="column">
                   <wp:posOffset>-914400</wp:posOffset>
@@ -102,86 +182,6 @@
           <w:noProof/>
           <w:color w:val="000000" w:themeColor="text1"/>
         </w:rPr>
-        <w:drawing>
-          <wp:anchor distT="0" distB="0" distL="114300" distR="114300" simplePos="0" relativeHeight="251664384" behindDoc="0" locked="0" layoutInCell="1" allowOverlap="1" wp14:anchorId="3942D2CB" wp14:editId="539D8F82">
-            <wp:simplePos x="0" y="0"/>
-            <wp:positionH relativeFrom="margin">
-              <wp:posOffset>47708</wp:posOffset>
-            </wp:positionH>
-            <wp:positionV relativeFrom="margin">
-              <wp:posOffset>-230589</wp:posOffset>
-            </wp:positionV>
-            <wp:extent cx="1717482" cy="1733385"/>
-            <wp:effectExtent l="76200" t="76200" r="73660" b="76835"/>
-            <wp:wrapNone/>
-            <wp:docPr id="1" name="Picture 1"/>
-            <wp:cNvGraphicFramePr>
-              <a:graphicFrameLocks xmlns:a="http://schemas.openxmlformats.org/drawingml/2006/main"/>
-            </wp:cNvGraphicFramePr>
-            <a:graphic xmlns:a="http://schemas.openxmlformats.org/drawingml/2006/main">
-              <a:graphicData uri="http://schemas.openxmlformats.org/drawingml/2006/picture">
-                <pic:pic xmlns:pic="http://schemas.openxmlformats.org/drawingml/2006/picture">
-                  <pic:nvPicPr>
-                    <pic:cNvPr id="0" name="received_863577641289998.jpeg"/>
-                    <pic:cNvPicPr/>
-                  </pic:nvPicPr>
-                  <pic:blipFill>
-                    <a:blip r:embed="rId9" cstate="print">
-                      <a:extLst>
-                        <a:ext uri="{28A0092B-C50C-407E-A947-70E740481C1C}">
-                          <a14:useLocalDpi xmlns:a14="http://schemas.microsoft.com/office/drawing/2010/main" val="0"/>
-                        </a:ext>
-                      </a:extLst>
-                    </a:blip>
-                    <a:stretch>
-                      <a:fillRect/>
-                    </a:stretch>
-                  </pic:blipFill>
-                  <pic:spPr>
-                    <a:xfrm>
-                      <a:off x="0" y="0"/>
-                      <a:ext cx="1725295" cy="1741270"/>
-                    </a:xfrm>
-                    <a:prstGeom prst="ellipse">
-                      <a:avLst/>
-                    </a:prstGeom>
-                    <a:ln w="63500" cap="rnd">
-                      <a:solidFill>
-                        <a:schemeClr val="bg1"/>
-                      </a:solidFill>
-                    </a:ln>
-                    <a:effectLst/>
-                    <a:scene3d>
-                      <a:camera prst="orthographicFront"/>
-                      <a:lightRig rig="contrasting" dir="t">
-                        <a:rot lat="0" lon="0" rev="3000000"/>
-                      </a:lightRig>
-                    </a:scene3d>
-                    <a:sp3d contourW="7620">
-                      <a:bevelT w="95250" h="31750"/>
-                      <a:contourClr>
-                        <a:srgbClr val="333333"/>
-                      </a:contourClr>
-                    </a:sp3d>
-                  </pic:spPr>
-                </pic:pic>
-              </a:graphicData>
-            </a:graphic>
-            <wp14:sizeRelH relativeFrom="margin">
-              <wp14:pctWidth>0</wp14:pctWidth>
-            </wp14:sizeRelH>
-            <wp14:sizeRelV relativeFrom="margin">
-              <wp14:pctHeight>0</wp14:pctHeight>
-            </wp14:sizeRelV>
-          </wp:anchor>
-        </w:drawing>
-      </w:r>
-      <w:r>
-        <w:rPr>
-          <w:rFonts w:ascii="Times New Roman" w:hAnsi="Times New Roman" w:cs="Times New Roman"/>
-          <w:noProof/>
-          <w:color w:val="000000" w:themeColor="text1"/>
-        </w:rPr>
         <mc:AlternateContent>
           <mc:Choice Requires="wps">
             <w:drawing>
@@ -359,13 +359,13 @@
               <wp:anchor distT="0" distB="0" distL="114300" distR="114300" simplePos="0" relativeHeight="251662336" behindDoc="1" locked="0" layoutInCell="1" allowOverlap="1" wp14:anchorId="3BF2C777" wp14:editId="6BDAFA5E">
                 <wp:simplePos x="0" y="0"/>
                 <wp:positionH relativeFrom="column">
-                  <wp:posOffset>-1770196</wp:posOffset>
+                  <wp:posOffset>-1771011</wp:posOffset>
                 </wp:positionH>
                 <wp:positionV relativeFrom="paragraph">
-                  <wp:posOffset>179411</wp:posOffset>
+                  <wp:posOffset>188733</wp:posOffset>
                 </wp:positionV>
-                <wp:extent cx="3504610" cy="3621145"/>
-                <wp:effectExtent l="571500" t="552450" r="343535" b="0"/>
+                <wp:extent cx="3510964" cy="3609378"/>
+                <wp:effectExtent l="571500" t="552450" r="356235" b="0"/>
                 <wp:wrapNone/>
                 <wp:docPr id="8" name="Right Triangle 8"/>
                 <wp:cNvGraphicFramePr/>
@@ -374,9 +374,9 @@
                     <wps:wsp>
                       <wps:cNvSpPr/>
                       <wps:spPr>
-                        <a:xfrm rot="1363865" flipV="1">
+                        <a:xfrm rot="1349601" flipV="1">
                           <a:off x="0" y="0"/>
-                          <a:ext cx="3504610" cy="3621145"/>
+                          <a:ext cx="3510964" cy="3609378"/>
                         </a:xfrm>
                         <a:prstGeom prst="rtTriangle">
                           <a:avLst/>
@@ -423,7 +423,11 @@
           </mc:Choice>
           <mc:Fallback>
             <w:pict>
-              <v:shape id="Right Triangle 8" o:spid="_x0000_s1026" type="#_x0000_t6" style="position:absolute;margin-left:-139.4pt;margin-top:14.15pt;width:275.95pt;height:285.15pt;rotation:-1489704fd;flip:y;z-index:-251654144;visibility:visible;mso-wrap-style:square;mso-width-percent:0;mso-height-percent:0;mso-wrap-distance-left:9pt;mso-wrap-distance-top:0;mso-wrap-distance-right:9pt;mso-wrap-distance-bottom:0;mso-position-horizontal:absolute;mso-position-horizontal-relative:text;mso-position-vertical:absolute;mso-position-vertical-relative:text;mso-width-percent:0;mso-height-percent:0;mso-width-relative:margin;mso-height-relative:margin;v-text-anchor:middle" o:gfxdata="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" fillcolor="#0d4e5d" stroked="f"/>
+              <v:shapetype id="_x0000_t6" coordsize="21600,21600" o:spt="6" path="m,l,21600r21600,xe">
+                <v:stroke joinstyle="miter"/>
+                <v:path gradientshapeok="t" o:connecttype="custom" o:connectlocs="0,0;0,10800;0,21600;10800,21600;21600,21600;10800,10800" textboxrect="1800,12600,12600,19800"/>
+              </v:shapetype>
+              <v:shape id="Right Triangle 8" o:spid="_x0000_s1026" type="#_x0000_t6" style="position:absolute;margin-left:-139.45pt;margin-top:14.85pt;width:276.45pt;height:284.2pt;rotation:-1474124fd;flip:y;z-index:-251654144;visibility:visible;mso-wrap-style:square;mso-width-percent:0;mso-height-percent:0;mso-wrap-distance-left:9pt;mso-wrap-distance-top:0;mso-wrap-distance-right:9pt;mso-wrap-distance-bottom:0;mso-position-horizontal:absolute;mso-position-horizontal-relative:text;mso-position-vertical:absolute;mso-position-vertical-relative:text;mso-width-percent:0;mso-height-percent:0;mso-width-relative:margin;mso-height-relative:margin;v-text-anchor:middle" o:gfxdata="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" fillcolor="#0d4e5d" stroked="f"/>
             </w:pict>
           </mc:Fallback>
         </mc:AlternateContent>
@@ -539,6 +543,7 @@
         <w:tabs>
           <w:tab w:val="left" w:pos="4825"/>
         </w:tabs>
+        <w:jc w:val="both"/>
         <w:rPr>
           <w:rFonts w:ascii="Times New Roman" w:hAnsi="Times New Roman" w:cs="Times New Roman"/>
           <w:b/>
@@ -574,6 +579,7 @@
         <w:tabs>
           <w:tab w:val="left" w:pos="4825"/>
         </w:tabs>
+        <w:jc w:val="both"/>
         <w:rPr>
           <w:rFonts w:ascii="Times New Roman" w:hAnsi="Times New Roman" w:cs="Times New Roman"/>
           <w:b/>
@@ -609,6 +615,7 @@
         <w:tabs>
           <w:tab w:val="left" w:pos="4825"/>
         </w:tabs>
+        <w:jc w:val="both"/>
         <w:rPr>
           <w:rFonts w:ascii="Times New Roman" w:hAnsi="Times New Roman" w:cs="Times New Roman"/>
           <w:b/>
@@ -644,6 +651,7 @@
         <w:tabs>
           <w:tab w:val="left" w:pos="4825"/>
         </w:tabs>
+        <w:jc w:val="both"/>
         <w:rPr>
           <w:rFonts w:ascii="Times New Roman" w:hAnsi="Times New Roman" w:cs="Times New Roman"/>
           <w:color w:val="FFFFFF" w:themeColor="background1"/>
@@ -826,6 +834,14 @@
           <w:color w:val="FFFFFF" w:themeColor="background1"/>
         </w:rPr>
         <w:t>Information and Communication Technology</w:t>
+      </w:r>
+      <w:r>
+        <w:rPr>
+          <w:rFonts w:ascii="Times New Roman" w:hAnsi="Times New Roman" w:cs="Times New Roman"/>
+          <w:b/>
+          <w:color w:val="FFFFFF" w:themeColor="background1"/>
+        </w:rPr>
+        <w:t xml:space="preserve"> (Senior High)</w:t>
       </w:r>
     </w:p>
     <w:p>
@@ -970,8 +986,6 @@
         </w:rPr>
         <w:t>Ink</w:t>
       </w:r>
-      <w:bookmarkStart w:id="0" w:name="_GoBack"/>
-      <w:bookmarkEnd w:id="0"/>
     </w:p>
     <w:p>
       <w:pPr>
@@ -1103,6 +1117,7 @@
           <w:color w:val="FFFFFF" w:themeColor="background1"/>
         </w:rPr>
       </w:pPr>
+      <w:proofErr w:type="spellStart"/>
       <w:r>
         <w:rPr>
           <w:rFonts w:ascii="Times New Roman" w:hAnsi="Times New Roman"/>
@@ -1110,6 +1125,7 @@
         </w:rPr>
         <w:t>Aseprite</w:t>
       </w:r>
+      <w:proofErr w:type="spellEnd"/>
     </w:p>
     <w:p>
       <w:pPr>
@@ -1161,6 +1177,7 @@
         <w:tabs>
           <w:tab w:val="left" w:pos="4825"/>
         </w:tabs>
+        <w:jc w:val="both"/>
         <w:rPr>
           <w:rFonts w:ascii="Times New Roman" w:hAnsi="Times New Roman" w:cs="Times New Roman"/>
           <w:color w:val="FFFFFF" w:themeColor="background1"/>
@@ -1188,7 +1205,7 @@
           <w:i/>
           <w:color w:val="D9D9D9" w:themeColor="background1" w:themeShade="D9"/>
         </w:rPr>
-        <w:t>reach</w:t>
+        <w:t>be</w:t>
       </w:r>
       <w:r>
         <w:rPr>
@@ -1196,7 +1213,7 @@
           <w:i/>
           <w:color w:val="D9D9D9" w:themeColor="background1" w:themeShade="D9"/>
         </w:rPr>
-        <w:t xml:space="preserve"> my goals of </w:t>
+        <w:t xml:space="preserve"> a part of </w:t>
       </w:r>
       <w:r>
         <w:rPr>
@@ -1204,7 +1221,7 @@
           <w:i/>
           <w:color w:val="D9D9D9" w:themeColor="background1" w:themeShade="D9"/>
         </w:rPr>
-        <w:t xml:space="preserve">being a part of </w:t>
+        <w:t xml:space="preserve">something more </w:t>
       </w:r>
       <w:r>
         <w:rPr>
@@ -1212,23 +1229,153 @@
           <w:i/>
           <w:color w:val="D9D9D9" w:themeColor="background1" w:themeShade="D9"/>
         </w:rPr>
-        <w:t xml:space="preserve">something more </w:t>
-      </w:r>
+        <w:t xml:space="preserve">that innovates and inspires people where I can </w:t>
+      </w:r>
+      <w:proofErr w:type="spellStart"/>
       <w:r>
         <w:rPr>
           <w:rFonts w:ascii="Times New Roman" w:hAnsi="Times New Roman" w:cs="Times New Roman"/>
           <w:i/>
           <w:color w:val="D9D9D9" w:themeColor="background1" w:themeShade="D9"/>
         </w:rPr>
-        <w:t>that innovates and inspires people where I can fulfill a position that best fits my qualification</w:t>
-      </w:r>
+        <w:t>fulfill</w:t>
+      </w:r>
+      <w:proofErr w:type="spellEnd"/>
       <w:r>
         <w:rPr>
           <w:rFonts w:ascii="Times New Roman" w:hAnsi="Times New Roman" w:cs="Times New Roman"/>
           <w:i/>
           <w:color w:val="D9D9D9" w:themeColor="background1" w:themeShade="D9"/>
         </w:rPr>
-        <w:t xml:space="preserve"> to contribute to the goal of the company, and the goal to assimilate knowledge and experiences to make me proficient for what I possess.”</w:t>
+        <w:t xml:space="preserve"> a position that best fits my qualification</w:t>
+      </w:r>
+      <w:r>
+        <w:rPr>
+          <w:rFonts w:ascii="Times New Roman" w:hAnsi="Times New Roman" w:cs="Times New Roman"/>
+          <w:i/>
+          <w:color w:val="D9D9D9" w:themeColor="background1" w:themeShade="D9"/>
+        </w:rPr>
+        <w:t xml:space="preserve"> to contri</w:t>
+      </w:r>
+      <w:r>
+        <w:rPr>
+          <w:rFonts w:ascii="Times New Roman" w:hAnsi="Times New Roman" w:cs="Times New Roman"/>
+          <w:i/>
+          <w:color w:val="D9D9D9" w:themeColor="background1" w:themeShade="D9"/>
+        </w:rPr>
+        <w:t>bute to the goal of the company.</w:t>
+      </w:r>
+      <w:r>
+        <w:rPr>
+          <w:rFonts w:ascii="Times New Roman" w:hAnsi="Times New Roman" w:cs="Times New Roman"/>
+          <w:i/>
+          <w:color w:val="D9D9D9" w:themeColor="background1" w:themeShade="D9"/>
+        </w:rPr>
+        <w:t xml:space="preserve"> </w:t>
+      </w:r>
+      <w:r>
+        <w:rPr>
+          <w:rFonts w:ascii="Times New Roman" w:hAnsi="Times New Roman" w:cs="Times New Roman"/>
+          <w:i/>
+          <w:color w:val="D9D9D9" w:themeColor="background1" w:themeShade="D9"/>
+        </w:rPr>
+        <w:t>Als</w:t>
+      </w:r>
+      <w:r>
+        <w:rPr>
+          <w:rFonts w:ascii="Times New Roman" w:hAnsi="Times New Roman" w:cs="Times New Roman"/>
+          <w:i/>
+          <w:color w:val="D9D9D9" w:themeColor="background1" w:themeShade="D9"/>
+        </w:rPr>
+        <w:t>o</w:t>
+      </w:r>
+      <w:r>
+        <w:rPr>
+          <w:rFonts w:ascii="Times New Roman" w:hAnsi="Times New Roman" w:cs="Times New Roman"/>
+          <w:i/>
+          <w:color w:val="D9D9D9" w:themeColor="background1" w:themeShade="D9"/>
+        </w:rPr>
+        <w:t xml:space="preserve"> to </w:t>
+      </w:r>
+      <w:r>
+        <w:rPr>
+          <w:rFonts w:ascii="Times New Roman" w:hAnsi="Times New Roman" w:cs="Times New Roman"/>
+          <w:i/>
+          <w:color w:val="D9D9D9" w:themeColor="background1" w:themeShade="D9"/>
+        </w:rPr>
+        <w:t>assi</w:t>
+      </w:r>
+      <w:r>
+        <w:rPr>
+          <w:rFonts w:ascii="Times New Roman" w:hAnsi="Times New Roman" w:cs="Times New Roman"/>
+          <w:i/>
+          <w:color w:val="D9D9D9" w:themeColor="background1" w:themeShade="D9"/>
+        </w:rPr>
+        <w:t>milate knowledge and experience</w:t>
+      </w:r>
+      <w:r>
+        <w:rPr>
+          <w:rFonts w:ascii="Times New Roman" w:hAnsi="Times New Roman" w:cs="Times New Roman"/>
+          <w:i/>
+          <w:color w:val="D9D9D9" w:themeColor="background1" w:themeShade="D9"/>
+        </w:rPr>
+        <w:t xml:space="preserve"> to hone my skills, discover</w:t>
+      </w:r>
+      <w:r>
+        <w:rPr>
+          <w:rFonts w:ascii="Times New Roman" w:hAnsi="Times New Roman" w:cs="Times New Roman"/>
+          <w:i/>
+          <w:color w:val="D9D9D9" w:themeColor="background1" w:themeShade="D9"/>
+        </w:rPr>
+        <w:t xml:space="preserve"> </w:t>
+      </w:r>
+      <w:r>
+        <w:rPr>
+          <w:rFonts w:ascii="Times New Roman" w:hAnsi="Times New Roman" w:cs="Times New Roman"/>
+          <w:i/>
+          <w:color w:val="D9D9D9" w:themeColor="background1" w:themeShade="D9"/>
+        </w:rPr>
+        <w:t>new things</w:t>
+      </w:r>
+      <w:r>
+        <w:rPr>
+          <w:rFonts w:ascii="Times New Roman" w:hAnsi="Times New Roman" w:cs="Times New Roman"/>
+          <w:i/>
+          <w:color w:val="D9D9D9" w:themeColor="background1" w:themeShade="D9"/>
+        </w:rPr>
+        <w:t xml:space="preserve"> to unravel, and</w:t>
+      </w:r>
+      <w:r>
+        <w:rPr>
+          <w:rFonts w:ascii="Times New Roman" w:hAnsi="Times New Roman" w:cs="Times New Roman"/>
+          <w:i/>
+          <w:color w:val="D9D9D9" w:themeColor="background1" w:themeShade="D9"/>
+        </w:rPr>
+        <w:t xml:space="preserve"> </w:t>
+      </w:r>
+      <w:r>
+        <w:rPr>
+          <w:rFonts w:ascii="Times New Roman" w:hAnsi="Times New Roman" w:cs="Times New Roman"/>
+          <w:i/>
+          <w:color w:val="D9D9D9" w:themeColor="background1" w:themeShade="D9"/>
+        </w:rPr>
+        <w:t xml:space="preserve">further craft </w:t>
+      </w:r>
+      <w:r>
+        <w:rPr>
+          <w:rFonts w:ascii="Times New Roman" w:hAnsi="Times New Roman" w:cs="Times New Roman"/>
+          <w:i/>
+          <w:color w:val="D9D9D9" w:themeColor="background1" w:themeShade="D9"/>
+        </w:rPr>
+        <w:t>myself</w:t>
+      </w:r>
+      <w:r>
+        <w:rPr>
+          <w:rFonts w:ascii="Times New Roman" w:hAnsi="Times New Roman" w:cs="Times New Roman"/>
+          <w:i/>
+          <w:color w:val="D9D9D9" w:themeColor="background1" w:themeShade="D9"/>
+        </w:rPr>
+        <w:t>.”</w:t>
       </w:r>
     </w:p>
     <w:p>
@@ -1549,40 +1696,58 @@
           <w:color w:val="595959" w:themeColor="text1" w:themeTint="A6"/>
         </w:rPr>
       </w:pPr>
+      <w:proofErr w:type="spellStart"/>
       <w:r>
         <w:rPr>
           <w:rFonts w:ascii="Times New Roman" w:hAnsi="Times New Roman" w:cs="Times New Roman"/>
           <w:color w:val="595959" w:themeColor="text1" w:themeTint="A6"/>
         </w:rPr>
-        <w:t>Binalonan, Pangasinan</w:t>
-      </w:r>
-    </w:p>
-    <w:p>
-      <w:pPr>
-        <w:tabs>
-          <w:tab w:val="left" w:pos="4825"/>
-        </w:tabs>
-        <w:rPr>
-          <w:rFonts w:ascii="Times New Roman" w:hAnsi="Times New Roman" w:cs="Times New Roman"/>
-          <w:color w:val="000000" w:themeColor="text1"/>
-        </w:rPr>
-      </w:pPr>
-    </w:p>
-    <w:p>
-      <w:pPr>
-        <w:tabs>
-          <w:tab w:val="left" w:pos="4825"/>
-        </w:tabs>
+        <w:t>Binalonan</w:t>
+      </w:r>
+      <w:proofErr w:type="spellEnd"/>
+      <w:r>
         <w:rPr>
           <w:rFonts w:ascii="Times New Roman" w:hAnsi="Times New Roman" w:cs="Times New Roman"/>
           <w:color w:val="595959" w:themeColor="text1" w:themeTint="A6"/>
         </w:rPr>
-      </w:pPr>
+        <w:t xml:space="preserve">, </w:t>
+      </w:r>
+      <w:proofErr w:type="spellStart"/>
       <w:r>
         <w:rPr>
           <w:rFonts w:ascii="Times New Roman" w:hAnsi="Times New Roman" w:cs="Times New Roman"/>
           <w:color w:val="595959" w:themeColor="text1" w:themeTint="A6"/>
         </w:rPr>
+        <w:t>Pangasinan</w:t>
+      </w:r>
+      <w:proofErr w:type="spellEnd"/>
+    </w:p>
+    <w:p>
+      <w:pPr>
+        <w:tabs>
+          <w:tab w:val="left" w:pos="4825"/>
+        </w:tabs>
+        <w:rPr>
+          <w:rFonts w:ascii="Times New Roman" w:hAnsi="Times New Roman" w:cs="Times New Roman"/>
+          <w:color w:val="000000" w:themeColor="text1"/>
+        </w:rPr>
+      </w:pPr>
+    </w:p>
+    <w:p>
+      <w:pPr>
+        <w:tabs>
+          <w:tab w:val="left" w:pos="4825"/>
+        </w:tabs>
+        <w:rPr>
+          <w:rFonts w:ascii="Times New Roman" w:hAnsi="Times New Roman" w:cs="Times New Roman"/>
+          <w:color w:val="595959" w:themeColor="text1" w:themeTint="A6"/>
+        </w:rPr>
+      </w:pPr>
+      <w:r>
+        <w:rPr>
+          <w:rFonts w:ascii="Times New Roman" w:hAnsi="Times New Roman" w:cs="Times New Roman"/>
+          <w:color w:val="595959" w:themeColor="text1" w:themeTint="A6"/>
+        </w:rPr>
         <w:t>2019 / National Certificate</w:t>
       </w:r>
     </w:p>
@@ -1621,7 +1786,32 @@
           <w:rFonts w:ascii="Times New Roman" w:hAnsi="Times New Roman" w:cs="Times New Roman"/>
           <w:color w:val="595959" w:themeColor="text1" w:themeTint="A6"/>
         </w:rPr>
-        <w:t>University of the Philippines / Diliman, Quezon City</w:t>
+        <w:t>Universit</w:t>
+      </w:r>
+      <w:bookmarkStart w:id="0" w:name="_GoBack"/>
+      <w:bookmarkEnd w:id="0"/>
+      <w:r>
+        <w:rPr>
+          <w:rFonts w:ascii="Times New Roman" w:hAnsi="Times New Roman" w:cs="Times New Roman"/>
+          <w:color w:val="595959" w:themeColor="text1" w:themeTint="A6"/>
+        </w:rPr>
+        <w:t xml:space="preserve">y of the Philippines / </w:t>
+      </w:r>
+      <w:proofErr w:type="spellStart"/>
+      <w:r>
+        <w:rPr>
+          <w:rFonts w:ascii="Times New Roman" w:hAnsi="Times New Roman" w:cs="Times New Roman"/>
+          <w:color w:val="595959" w:themeColor="text1" w:themeTint="A6"/>
+        </w:rPr>
+        <w:t>Diliman</w:t>
+      </w:r>
+      <w:proofErr w:type="spellEnd"/>
+      <w:r>
+        <w:rPr>
+          <w:rFonts w:ascii="Times New Roman" w:hAnsi="Times New Roman" w:cs="Times New Roman"/>
+          <w:color w:val="595959" w:themeColor="text1" w:themeTint="A6"/>
+        </w:rPr>
+        <w:t>, Quezon City</w:t>
       </w:r>
     </w:p>
     <w:p>
@@ -1660,6 +1850,7 @@
           <w:szCs w:val="30"/>
         </w:rPr>
       </w:pPr>
+      <w:proofErr w:type="spellStart"/>
       <w:r>
         <w:rPr>
           <w:rFonts w:ascii="Times New Roman" w:hAnsi="Times New Roman" w:cs="Times New Roman"/>
@@ -1670,26 +1861,75 @@
         </w:rPr>
         <w:t>References</w:t>
       </w:r>
-    </w:p>
-    <w:p>
-      <w:pPr>
-        <w:tabs>
-          <w:tab w:val="left" w:pos="4825"/>
-        </w:tabs>
-        <w:rPr>
-          <w:rFonts w:ascii="Times New Roman" w:hAnsi="Times New Roman" w:cs="Times New Roman"/>
-          <w:b/>
-          <w:color w:val="000000" w:themeColor="text1"/>
-        </w:rPr>
-      </w:pPr>
-      <w:r>
-        <w:rPr>
-          <w:rFonts w:ascii="Times New Roman" w:hAnsi="Times New Roman" w:cs="Times New Roman"/>
-          <w:b/>
-          <w:color w:val="000000" w:themeColor="text1"/>
-        </w:rPr>
-        <w:t>Dr. Diosdado Caronongan</w:t>
-      </w:r>
+      <w:r>
+        <w:rPr>
+          <w:rFonts w:ascii="Times New Roman" w:hAnsi="Times New Roman" w:cs="Times New Roman"/>
+          <w:b/>
+          <w:color w:val="2DA89E"/>
+          <w:sz w:val="32"/>
+          <w:szCs w:val="30"/>
+        </w:rPr>
+        <w:t>s</w:t>
+      </w:r>
+      <w:proofErr w:type="spellEnd"/>
+    </w:p>
+    <w:p>
+      <w:pPr>
+        <w:tabs>
+          <w:tab w:val="left" w:pos="4825"/>
+        </w:tabs>
+        <w:rPr>
+          <w:rFonts w:ascii="Times New Roman" w:hAnsi="Times New Roman" w:cs="Times New Roman"/>
+          <w:b/>
+          <w:color w:val="000000" w:themeColor="text1"/>
+        </w:rPr>
+      </w:pPr>
+      <w:proofErr w:type="spellStart"/>
+      <w:r>
+        <w:rPr>
+          <w:rFonts w:ascii="Times New Roman" w:hAnsi="Times New Roman" w:cs="Times New Roman"/>
+          <w:b/>
+          <w:color w:val="000000" w:themeColor="text1"/>
+        </w:rPr>
+        <w:t>Dr.</w:t>
+      </w:r>
+      <w:proofErr w:type="spellEnd"/>
+      <w:r>
+        <w:rPr>
+          <w:rFonts w:ascii="Times New Roman" w:hAnsi="Times New Roman" w:cs="Times New Roman"/>
+          <w:b/>
+          <w:color w:val="000000" w:themeColor="text1"/>
+        </w:rPr>
+        <w:t xml:space="preserve"> </w:t>
+      </w:r>
+      <w:proofErr w:type="spellStart"/>
+      <w:r>
+        <w:rPr>
+          <w:rFonts w:ascii="Times New Roman" w:hAnsi="Times New Roman" w:cs="Times New Roman"/>
+          <w:b/>
+          <w:color w:val="000000" w:themeColor="text1"/>
+        </w:rPr>
+        <w:t>Diosdado</w:t>
+      </w:r>
+      <w:proofErr w:type="spellEnd"/>
+      <w:r>
+        <w:rPr>
+          <w:rFonts w:ascii="Times New Roman" w:hAnsi="Times New Roman" w:cs="Times New Roman"/>
+          <w:b/>
+          <w:color w:val="000000" w:themeColor="text1"/>
+        </w:rPr>
+        <w:t xml:space="preserve"> </w:t>
+      </w:r>
+      <w:proofErr w:type="spellStart"/>
+      <w:r>
+        <w:rPr>
+          <w:rFonts w:ascii="Times New Roman" w:hAnsi="Times New Roman" w:cs="Times New Roman"/>
+          <w:b/>
+          <w:color w:val="000000" w:themeColor="text1"/>
+        </w:rPr>
+        <w:t>Caronongan</w:t>
+      </w:r>
+      <w:proofErr w:type="spellEnd"/>
     </w:p>
     <w:p>
       <w:pPr>
@@ -1765,8 +2005,42 @@
           <w:color w:val="000000" w:themeColor="text1"/>
           <w:u w:val="none"/>
         </w:rPr>
-        <w:t>Prof. Rina Cabansag</w:t>
-      </w:r>
+        <w:t xml:space="preserve">Prof. </w:t>
+      </w:r>
+      <w:proofErr w:type="spellStart"/>
+      <w:r>
+        <w:rPr>
+          <w:rStyle w:val="Hyperlink"/>
+          <w:rFonts w:ascii="Times New Roman" w:hAnsi="Times New Roman" w:cs="Times New Roman"/>
+          <w:b/>
+          <w:color w:val="000000" w:themeColor="text1"/>
+          <w:u w:val="none"/>
+        </w:rPr>
+        <w:t>Rina</w:t>
+      </w:r>
+      <w:proofErr w:type="spellEnd"/>
+      <w:r>
+        <w:rPr>
+          <w:rStyle w:val="Hyperlink"/>
+          <w:rFonts w:ascii="Times New Roman" w:hAnsi="Times New Roman" w:cs="Times New Roman"/>
+          <w:b/>
+          <w:color w:val="000000" w:themeColor="text1"/>
+          <w:u w:val="none"/>
+        </w:rPr>
+        <w:t xml:space="preserve"> </w:t>
+      </w:r>
+      <w:proofErr w:type="spellStart"/>
+      <w:r>
+        <w:rPr>
+          <w:rStyle w:val="Hyperlink"/>
+          <w:rFonts w:ascii="Times New Roman" w:hAnsi="Times New Roman" w:cs="Times New Roman"/>
+          <w:b/>
+          <w:color w:val="000000" w:themeColor="text1"/>
+          <w:u w:val="none"/>
+        </w:rPr>
+        <w:t>Cabansag</w:t>
+      </w:r>
+      <w:proofErr w:type="spellEnd"/>
     </w:p>
     <w:p>
       <w:pPr>
@@ -1834,13 +2108,23 @@
           <w:color w:val="000000" w:themeColor="text1"/>
         </w:rPr>
       </w:pPr>
-      <w:r>
-        <w:rPr>
-          <w:rFonts w:ascii="Times New Roman" w:hAnsi="Times New Roman" w:cs="Times New Roman"/>
-          <w:b/>
-          <w:color w:val="000000" w:themeColor="text1"/>
-        </w:rPr>
-        <w:t>Ms. Ruby Grace Christi Quiroz</w:t>
+      <w:proofErr w:type="spellStart"/>
+      <w:r>
+        <w:rPr>
+          <w:rFonts w:ascii="Times New Roman" w:hAnsi="Times New Roman" w:cs="Times New Roman"/>
+          <w:b/>
+          <w:color w:val="000000" w:themeColor="text1"/>
+        </w:rPr>
+        <w:t>Ms.</w:t>
+      </w:r>
+      <w:proofErr w:type="spellEnd"/>
+      <w:r>
+        <w:rPr>
+          <w:rFonts w:ascii="Times New Roman" w:hAnsi="Times New Roman" w:cs="Times New Roman"/>
+          <w:b/>
+          <w:color w:val="000000" w:themeColor="text1"/>
+        </w:rPr>
+        <w:t xml:space="preserve"> Ruby Grace Christi Quiroz</w:t>
       </w:r>
     </w:p>
     <w:p>
@@ -3716,7 +4000,7 @@
 </file>
 
 <file path=customXml/itemProps1.xml><?xml version="1.0" encoding="utf-8"?>
-<ds:datastoreItem xmlns:ds="http://schemas.openxmlformats.org/officeDocument/2006/customXml" ds:itemID="{17BFDD16-EF63-496E-95B4-3BFF0F634C1F}">
+<ds:datastoreItem xmlns:ds="http://schemas.openxmlformats.org/officeDocument/2006/customXml" ds:itemID="{2935B225-FA60-4E58-BF07-2B972CF27096}">
   <ds:schemaRefs>
     <ds:schemaRef ds:uri="http://schemas.openxmlformats.org/officeDocument/2006/bibliography"/>
   </ds:schemaRefs>

--- a/Documents/Carlos Johncent Ventura CV.docx
+++ b/Documents/Carlos Johncent Ventura CV.docx
@@ -1319,8 +1319,18 @@
           <w:i/>
           <w:color w:val="D9D9D9" w:themeColor="background1" w:themeShade="D9"/>
         </w:rPr>
-        <w:t xml:space="preserve"> to hone my skills, discover</w:t>
-      </w:r>
+        <w:t xml:space="preserve"> to hone my skills, </w:t>
+      </w:r>
+      <w:r>
+        <w:rPr>
+          <w:rFonts w:ascii="Times New Roman" w:hAnsi="Times New Roman" w:cs="Times New Roman"/>
+          <w:i/>
+          <w:color w:val="D9D9D9" w:themeColor="background1" w:themeShade="D9"/>
+        </w:rPr>
+        <w:t>learn</w:t>
+      </w:r>
+      <w:bookmarkStart w:id="0" w:name="_GoBack"/>
+      <w:bookmarkEnd w:id="0"/>
       <w:r>
         <w:rPr>
           <w:rFonts w:ascii="Times New Roman" w:hAnsi="Times New Roman" w:cs="Times New Roman"/>
@@ -1786,16 +1796,7 @@
           <w:rFonts w:ascii="Times New Roman" w:hAnsi="Times New Roman" w:cs="Times New Roman"/>
           <w:color w:val="595959" w:themeColor="text1" w:themeTint="A6"/>
         </w:rPr>
-        <w:t>Universit</w:t>
-      </w:r>
-      <w:bookmarkStart w:id="0" w:name="_GoBack"/>
-      <w:bookmarkEnd w:id="0"/>
-      <w:r>
-        <w:rPr>
-          <w:rFonts w:ascii="Times New Roman" w:hAnsi="Times New Roman" w:cs="Times New Roman"/>
-          <w:color w:val="595959" w:themeColor="text1" w:themeTint="A6"/>
-        </w:rPr>
-        <w:t xml:space="preserve">y of the Philippines / </w:t>
+        <w:t xml:space="preserve">University of the Philippines / </w:t>
       </w:r>
       <w:proofErr w:type="spellStart"/>
       <w:r>
@@ -4000,7 +4001,7 @@
 </file>
 
 <file path=customXml/itemProps1.xml><?xml version="1.0" encoding="utf-8"?>
-<ds:datastoreItem xmlns:ds="http://schemas.openxmlformats.org/officeDocument/2006/customXml" ds:itemID="{2935B225-FA60-4E58-BF07-2B972CF27096}">
+<ds:datastoreItem xmlns:ds="http://schemas.openxmlformats.org/officeDocument/2006/customXml" ds:itemID="{D39E2650-B49B-4840-B802-A2CD7CFDD4CC}">
   <ds:schemaRefs>
     <ds:schemaRef ds:uri="http://schemas.openxmlformats.org/officeDocument/2006/bibliography"/>
   </ds:schemaRefs>

--- a/Documents/Carlos Johncent Ventura CV.docx
+++ b/Documents/Carlos Johncent Ventura CV.docx
@@ -10,6 +10,8 @@
           <w:color w:val="000000" w:themeColor="text1"/>
         </w:rPr>
       </w:pPr>
+      <w:bookmarkStart w:id="0" w:name="_GoBack"/>
+      <w:bookmarkEnd w:id="0"/>
       <w:r>
         <w:rPr>
           <w:rFonts w:ascii="Times New Roman" w:hAnsi="Times New Roman" w:cs="Times New Roman"/>
@@ -17,13 +19,13 @@
           <w:color w:val="000000" w:themeColor="text1"/>
         </w:rPr>
         <w:drawing>
-          <wp:anchor distT="0" distB="0" distL="114300" distR="114300" simplePos="0" relativeHeight="251664384" behindDoc="0" locked="0" layoutInCell="1" allowOverlap="1" wp14:anchorId="0DCF66F6" wp14:editId="68ADA43C">
+          <wp:anchor distT="0" distB="0" distL="114300" distR="114300" simplePos="0" relativeHeight="251664384" behindDoc="0" locked="0" layoutInCell="1" allowOverlap="1" wp14:anchorId="39A8D498" wp14:editId="1CF0B039">
             <wp:simplePos x="0" y="0"/>
             <wp:positionH relativeFrom="margin">
-              <wp:posOffset>71562</wp:posOffset>
+              <wp:posOffset>71120</wp:posOffset>
             </wp:positionH>
             <wp:positionV relativeFrom="margin">
-              <wp:posOffset>-286246</wp:posOffset>
+              <wp:posOffset>-333458</wp:posOffset>
             </wp:positionV>
             <wp:extent cx="1757238" cy="1810402"/>
             <wp:effectExtent l="76200" t="76200" r="90805" b="75565"/>
@@ -54,7 +56,7 @@
                   <pic:spPr>
                     <a:xfrm>
                       <a:off x="0" y="0"/>
-                      <a:ext cx="1773820" cy="1827486"/>
+                      <a:ext cx="1757238" cy="1810402"/>
                     </a:xfrm>
                     <a:prstGeom prst="ellipse">
                       <a:avLst/>
@@ -99,7 +101,7 @@
         <mc:AlternateContent>
           <mc:Choice Requires="wps">
             <w:drawing>
-              <wp:anchor distT="0" distB="0" distL="114300" distR="114300" simplePos="0" relativeHeight="251660288" behindDoc="1" locked="0" layoutInCell="1" allowOverlap="1" wp14:anchorId="5004DFC4" wp14:editId="66094CAD">
+              <wp:anchor distT="0" distB="0" distL="114300" distR="114300" simplePos="0" relativeHeight="251660288" behindDoc="1" locked="0" layoutInCell="1" allowOverlap="1" wp14:anchorId="58A54EDA" wp14:editId="58CEDA5C">
                 <wp:simplePos x="0" y="0"/>
                 <wp:positionH relativeFrom="column">
                   <wp:posOffset>-914400</wp:posOffset>
@@ -185,7 +187,7 @@
         <mc:AlternateContent>
           <mc:Choice Requires="wps">
             <w:drawing>
-              <wp:anchor distT="0" distB="0" distL="114300" distR="114300" simplePos="0" relativeHeight="251659264" behindDoc="1" locked="0" layoutInCell="1" allowOverlap="1" wp14:anchorId="37EE3D74" wp14:editId="49B854CB">
+              <wp:anchor distT="0" distB="0" distL="114300" distR="114300" simplePos="0" relativeHeight="251659264" behindDoc="1" locked="0" layoutInCell="1" allowOverlap="1" wp14:anchorId="129BDB1C" wp14:editId="003172EE">
                 <wp:simplePos x="0" y="0"/>
                 <wp:positionH relativeFrom="column">
                   <wp:posOffset>2296160</wp:posOffset>
@@ -263,7 +265,7 @@
         <mc:AlternateContent>
           <mc:Choice Requires="wps">
             <w:drawing>
-              <wp:anchor distT="0" distB="0" distL="114300" distR="114300" simplePos="0" relativeHeight="251661312" behindDoc="1" locked="0" layoutInCell="1" allowOverlap="1" wp14:anchorId="586BD971" wp14:editId="3C8198DF">
+              <wp:anchor distT="0" distB="0" distL="114300" distR="114300" simplePos="0" relativeHeight="251661312" behindDoc="1" locked="0" layoutInCell="1" allowOverlap="1" wp14:anchorId="0412B8F4" wp14:editId="5D4E2DB9">
                 <wp:simplePos x="0" y="0"/>
                 <wp:positionH relativeFrom="column">
                   <wp:posOffset>-914400</wp:posOffset>
@@ -356,16 +358,16 @@
         <mc:AlternateContent>
           <mc:Choice Requires="wps">
             <w:drawing>
-              <wp:anchor distT="0" distB="0" distL="114300" distR="114300" simplePos="0" relativeHeight="251662336" behindDoc="1" locked="0" layoutInCell="1" allowOverlap="1" wp14:anchorId="3BF2C777" wp14:editId="6BDAFA5E">
+              <wp:anchor distT="0" distB="0" distL="114300" distR="114300" simplePos="0" relativeHeight="251662336" behindDoc="1" locked="0" layoutInCell="1" allowOverlap="1" wp14:anchorId="2F120EC9" wp14:editId="62CE142D">
                 <wp:simplePos x="0" y="0"/>
                 <wp:positionH relativeFrom="column">
-                  <wp:posOffset>-1771011</wp:posOffset>
+                  <wp:posOffset>-1650365</wp:posOffset>
                 </wp:positionH>
                 <wp:positionV relativeFrom="paragraph">
-                  <wp:posOffset>188733</wp:posOffset>
+                  <wp:posOffset>204470</wp:posOffset>
                 </wp:positionV>
-                <wp:extent cx="3510964" cy="3609378"/>
-                <wp:effectExtent l="571500" t="552450" r="356235" b="0"/>
+                <wp:extent cx="3504565" cy="3000375"/>
+                <wp:effectExtent l="457200" t="571500" r="210185" b="0"/>
                 <wp:wrapNone/>
                 <wp:docPr id="8" name="Right Triangle 8"/>
                 <wp:cNvGraphicFramePr/>
@@ -374,9 +376,9 @@
                     <wps:wsp>
                       <wps:cNvSpPr/>
                       <wps:spPr>
-                        <a:xfrm rot="1349601" flipV="1">
+                        <a:xfrm rot="1357118" flipV="1">
                           <a:off x="0" y="0"/>
-                          <a:ext cx="3510964" cy="3609378"/>
+                          <a:ext cx="3504565" cy="3000375"/>
                         </a:xfrm>
                         <a:prstGeom prst="rtTriangle">
                           <a:avLst/>
@@ -427,7 +429,7 @@
                 <v:stroke joinstyle="miter"/>
                 <v:path gradientshapeok="t" o:connecttype="custom" o:connectlocs="0,0;0,10800;0,21600;10800,21600;21600,21600;10800,10800" textboxrect="1800,12600,12600,19800"/>
               </v:shapetype>
-              <v:shape id="Right Triangle 8" o:spid="_x0000_s1026" type="#_x0000_t6" style="position:absolute;margin-left:-139.45pt;margin-top:14.85pt;width:276.45pt;height:284.2pt;rotation:-1474124fd;flip:y;z-index:-251654144;visibility:visible;mso-wrap-style:square;mso-width-percent:0;mso-height-percent:0;mso-wrap-distance-left:9pt;mso-wrap-distance-top:0;mso-wrap-distance-right:9pt;mso-wrap-distance-bottom:0;mso-position-horizontal:absolute;mso-position-horizontal-relative:text;mso-position-vertical:absolute;mso-position-vertical-relative:text;mso-width-percent:0;mso-height-percent:0;mso-width-relative:margin;mso-height-relative:margin;v-text-anchor:middle" o:gfxdata="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" fillcolor="#0d4e5d" stroked="f"/>
+              <v:shape id="Right Triangle 8" o:spid="_x0000_s1026" type="#_x0000_t6" style="position:absolute;margin-left:-129.95pt;margin-top:16.1pt;width:275.95pt;height:236.25pt;rotation:-1482335fd;flip:y;z-index:-251654144;visibility:visible;mso-wrap-style:square;mso-width-percent:0;mso-height-percent:0;mso-wrap-distance-left:9pt;mso-wrap-distance-top:0;mso-wrap-distance-right:9pt;mso-wrap-distance-bottom:0;mso-position-horizontal:absolute;mso-position-horizontal-relative:text;mso-position-vertical:absolute;mso-position-vertical-relative:text;mso-width-percent:0;mso-height-percent:0;mso-width-relative:margin;mso-height-relative:margin;v-text-anchor:middle" o:gfxdata="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" fillcolor="#0d4e5d" stroked="f"/>
             </w:pict>
           </mc:Fallback>
         </mc:AlternateContent>
@@ -512,383 +514,389 @@
     </w:p>
     <w:p>
       <w:pPr>
+        <w:tabs>
+          <w:tab w:val="left" w:pos="4825"/>
+        </w:tabs>
+        <w:rPr>
+          <w:rFonts w:ascii="Times New Roman" w:hAnsi="Times New Roman" w:cs="Times New Roman"/>
+          <w:color w:val="000000" w:themeColor="text1"/>
+        </w:rPr>
+      </w:pPr>
+    </w:p>
+    <w:p>
+      <w:pPr>
+        <w:tabs>
+          <w:tab w:val="left" w:pos="4825"/>
+        </w:tabs>
+        <w:jc w:val="both"/>
+        <w:rPr>
+          <w:rFonts w:ascii="Times New Roman" w:hAnsi="Times New Roman" w:cs="Times New Roman"/>
+          <w:b/>
+          <w:color w:val="FFFFFF" w:themeColor="background1"/>
+          <w:sz w:val="32"/>
+          <w:szCs w:val="32"/>
+        </w:rPr>
+      </w:pPr>
+      <w:r>
+        <w:rPr>
+          <w:rFonts w:ascii="Times New Roman" w:hAnsi="Times New Roman" w:cs="Times New Roman"/>
+          <w:b/>
+          <w:color w:val="FFFFFF" w:themeColor="background1"/>
+          <w:sz w:val="32"/>
+          <w:szCs w:val="32"/>
+        </w:rPr>
+        <w:t>Contact</w:t>
+      </w:r>
+    </w:p>
+    <w:p>
+      <w:pPr>
+        <w:tabs>
+          <w:tab w:val="left" w:pos="4825"/>
+        </w:tabs>
+        <w:jc w:val="both"/>
+        <w:rPr>
+          <w:rFonts w:ascii="Times New Roman" w:hAnsi="Times New Roman" w:cs="Times New Roman"/>
+          <w:b/>
+          <w:color w:val="FFFFFF" w:themeColor="background1"/>
+        </w:rPr>
+      </w:pPr>
+      <w:r>
+        <w:rPr>
+          <w:rFonts w:ascii="Times New Roman" w:hAnsi="Times New Roman" w:cs="Times New Roman"/>
+          <w:b/>
+          <w:color w:val="FFFFFF" w:themeColor="background1"/>
+        </w:rPr>
+        <w:t>Phone</w:t>
+      </w:r>
+      <w:r>
+        <w:rPr>
+          <w:rFonts w:ascii="Times New Roman" w:hAnsi="Times New Roman" w:cs="Times New Roman"/>
+          <w:b/>
+          <w:color w:val="FFFFFF" w:themeColor="background1"/>
+        </w:rPr>
+        <w:t xml:space="preserve">: </w:t>
+      </w:r>
+      <w:r>
+        <w:rPr>
+          <w:rFonts w:ascii="Times New Roman" w:hAnsi="Times New Roman" w:cs="Times New Roman"/>
+          <w:color w:val="FFFFFF" w:themeColor="background1"/>
+        </w:rPr>
+        <w:t>0956-419-6962</w:t>
+      </w:r>
+    </w:p>
+    <w:p>
+      <w:pPr>
+        <w:tabs>
+          <w:tab w:val="left" w:pos="4825"/>
+        </w:tabs>
+        <w:jc w:val="both"/>
+        <w:rPr>
+          <w:rFonts w:ascii="Times New Roman" w:hAnsi="Times New Roman" w:cs="Times New Roman"/>
+          <w:b/>
+          <w:color w:val="FFFFFF" w:themeColor="background1"/>
+        </w:rPr>
+      </w:pPr>
+      <w:r>
+        <w:rPr>
+          <w:rFonts w:ascii="Times New Roman" w:hAnsi="Times New Roman" w:cs="Times New Roman"/>
+          <w:b/>
+          <w:color w:val="FFFFFF" w:themeColor="background1"/>
+        </w:rPr>
+        <w:t>Email</w:t>
+      </w:r>
+      <w:r>
+        <w:rPr>
+          <w:rFonts w:ascii="Times New Roman" w:hAnsi="Times New Roman" w:cs="Times New Roman"/>
+          <w:b/>
+          <w:color w:val="FFFFFF" w:themeColor="background1"/>
+        </w:rPr>
+        <w:t xml:space="preserve">: </w:t>
+      </w:r>
+      <w:r>
+        <w:rPr>
+          <w:rFonts w:ascii="Times New Roman" w:hAnsi="Times New Roman" w:cs="Times New Roman"/>
+          <w:color w:val="FFFFFF" w:themeColor="background1"/>
+        </w:rPr>
+        <w:t>johncent.ventura@gmail.com</w:t>
+      </w:r>
+    </w:p>
+    <w:p>
+      <w:pPr>
+        <w:tabs>
+          <w:tab w:val="left" w:pos="4825"/>
+        </w:tabs>
+        <w:jc w:val="both"/>
+        <w:rPr>
+          <w:rFonts w:ascii="Times New Roman" w:hAnsi="Times New Roman" w:cs="Times New Roman"/>
+          <w:b/>
+          <w:color w:val="FFFFFF" w:themeColor="background1"/>
+        </w:rPr>
+      </w:pPr>
+      <w:r>
+        <w:rPr>
+          <w:rFonts w:ascii="Times New Roman" w:hAnsi="Times New Roman" w:cs="Times New Roman"/>
+          <w:b/>
+          <w:color w:val="FFFFFF" w:themeColor="background1"/>
+        </w:rPr>
+        <w:t>Address</w:t>
+      </w:r>
+      <w:r>
+        <w:rPr>
+          <w:rFonts w:ascii="Times New Roman" w:hAnsi="Times New Roman" w:cs="Times New Roman"/>
+          <w:b/>
+          <w:color w:val="FFFFFF" w:themeColor="background1"/>
+        </w:rPr>
+        <w:t xml:space="preserve">: </w:t>
+      </w:r>
+      <w:r>
+        <w:rPr>
+          <w:rFonts w:ascii="Times New Roman" w:hAnsi="Times New Roman" w:cs="Times New Roman"/>
+          <w:color w:val="FFFFFF" w:themeColor="background1"/>
+        </w:rPr>
+        <w:t>Pozorrubio, Pangasinan</w:t>
+      </w:r>
+    </w:p>
+    <w:p>
+      <w:pPr>
+        <w:tabs>
+          <w:tab w:val="left" w:pos="4825"/>
+        </w:tabs>
+        <w:jc w:val="both"/>
+        <w:rPr>
+          <w:rFonts w:ascii="Times New Roman" w:hAnsi="Times New Roman" w:cs="Times New Roman"/>
+          <w:color w:val="FFFFFF" w:themeColor="background1"/>
+        </w:rPr>
+      </w:pPr>
+      <w:r>
+        <w:rPr>
+          <w:rFonts w:ascii="Times New Roman" w:hAnsi="Times New Roman" w:cs="Times New Roman"/>
+          <w:b/>
+          <w:color w:val="FFFFFF" w:themeColor="background1"/>
+        </w:rPr>
+        <w:t>Langua</w:t>
+      </w:r>
+      <w:r>
+        <w:rPr>
+          <w:rFonts w:ascii="Times New Roman" w:hAnsi="Times New Roman" w:cs="Times New Roman"/>
+          <w:b/>
+          <w:color w:val="FFFFFF" w:themeColor="background1"/>
+        </w:rPr>
+        <w:t xml:space="preserve">ge: </w:t>
+      </w:r>
+      <w:r>
+        <w:rPr>
+          <w:rFonts w:ascii="Times New Roman" w:hAnsi="Times New Roman" w:cs="Times New Roman"/>
+          <w:color w:val="FFFFFF" w:themeColor="background1"/>
+        </w:rPr>
+        <w:t>English &amp; Tagalog</w:t>
+      </w:r>
+    </w:p>
+    <w:p>
+      <w:pPr>
+        <w:tabs>
+          <w:tab w:val="left" w:pos="4825"/>
+        </w:tabs>
+        <w:rPr>
+          <w:rFonts w:ascii="Times New Roman" w:hAnsi="Times New Roman" w:cs="Times New Roman"/>
+          <w:color w:val="FFFFFF" w:themeColor="background1"/>
+        </w:rPr>
+      </w:pPr>
+    </w:p>
+    <w:p>
+      <w:pPr>
+        <w:tabs>
+          <w:tab w:val="left" w:pos="4825"/>
+        </w:tabs>
+        <w:rPr>
+          <w:rFonts w:ascii="Times New Roman" w:hAnsi="Times New Roman" w:cs="Times New Roman"/>
+          <w:b/>
+          <w:color w:val="FFFFFF" w:themeColor="background1"/>
+          <w:sz w:val="32"/>
+          <w:szCs w:val="30"/>
+        </w:rPr>
+      </w:pPr>
+      <w:r>
+        <w:rPr>
+          <w:rFonts w:ascii="Times New Roman" w:hAnsi="Times New Roman" w:cs="Times New Roman"/>
+          <w:b/>
+          <w:color w:val="FFFFFF" w:themeColor="background1"/>
+          <w:sz w:val="32"/>
+          <w:szCs w:val="30"/>
+        </w:rPr>
+        <w:t>Education</w:t>
+      </w:r>
+    </w:p>
+    <w:p>
+      <w:pPr>
+        <w:tabs>
+          <w:tab w:val="left" w:pos="4825"/>
+        </w:tabs>
+        <w:rPr>
+          <w:rFonts w:ascii="Times New Roman" w:hAnsi="Times New Roman" w:cs="Times New Roman"/>
+          <w:color w:val="9FA2A9"/>
+        </w:rPr>
+      </w:pPr>
+      <w:r>
+        <w:rPr>
+          <w:rFonts w:ascii="Times New Roman" w:hAnsi="Times New Roman" w:cs="Times New Roman"/>
+          <w:color w:val="9FA2A9"/>
+        </w:rPr>
+        <w:t>2019 - 2023</w:t>
+      </w:r>
+    </w:p>
+    <w:p>
+      <w:pPr>
+        <w:tabs>
+          <w:tab w:val="left" w:pos="4825"/>
+        </w:tabs>
+        <w:rPr>
+          <w:rFonts w:ascii="Times New Roman" w:hAnsi="Times New Roman" w:cs="Times New Roman"/>
+          <w:b/>
+          <w:color w:val="FFFFFF" w:themeColor="background1"/>
+        </w:rPr>
+      </w:pPr>
+      <w:r>
+        <w:rPr>
+          <w:rFonts w:ascii="Times New Roman" w:hAnsi="Times New Roman" w:cs="Times New Roman"/>
+          <w:b/>
+          <w:color w:val="FFFFFF" w:themeColor="background1"/>
+        </w:rPr>
+        <w:t>Bachelor of Science in Information Technology</w:t>
+      </w:r>
+    </w:p>
+    <w:p>
+      <w:pPr>
+        <w:tabs>
+          <w:tab w:val="left" w:pos="4825"/>
+        </w:tabs>
+        <w:rPr>
+          <w:rFonts w:ascii="Times New Roman" w:hAnsi="Times New Roman" w:cs="Times New Roman"/>
+          <w:color w:val="9FA2A9"/>
+        </w:rPr>
+      </w:pPr>
+      <w:r>
+        <w:rPr>
+          <w:rFonts w:ascii="Times New Roman" w:hAnsi="Times New Roman" w:cs="Times New Roman"/>
+          <w:color w:val="9FA2A9"/>
+        </w:rPr>
+        <w:t xml:space="preserve">University of </w:t>
+      </w:r>
+      <w:r>
+        <w:rPr>
+          <w:rFonts w:ascii="Times New Roman" w:hAnsi="Times New Roman" w:cs="Times New Roman"/>
+          <w:color w:val="9FA2A9"/>
+        </w:rPr>
+        <w:t>Luzon</w:t>
+      </w:r>
+      <w:r>
+        <w:rPr>
+          <w:rFonts w:ascii="Times New Roman" w:hAnsi="Times New Roman" w:cs="Times New Roman"/>
+          <w:color w:val="9FA2A9"/>
+        </w:rPr>
+        <w:t xml:space="preserve"> / Cum Laude</w:t>
+      </w:r>
+    </w:p>
+    <w:p>
+      <w:pPr>
+        <w:tabs>
+          <w:tab w:val="left" w:pos="4825"/>
+        </w:tabs>
+        <w:rPr>
+          <w:rFonts w:ascii="Times New Roman" w:hAnsi="Times New Roman" w:cs="Times New Roman"/>
+          <w:color w:val="9FA2A9"/>
+        </w:rPr>
+      </w:pPr>
+    </w:p>
+    <w:p>
+      <w:pPr>
+        <w:tabs>
+          <w:tab w:val="left" w:pos="4825"/>
+        </w:tabs>
+        <w:rPr>
+          <w:rFonts w:ascii="Times New Roman" w:hAnsi="Times New Roman" w:cs="Times New Roman"/>
+          <w:color w:val="9FA2A9"/>
+        </w:rPr>
+      </w:pPr>
+      <w:r>
+        <w:rPr>
+          <w:rFonts w:ascii="Times New Roman" w:hAnsi="Times New Roman" w:cs="Times New Roman"/>
+          <w:color w:val="9FA2A9"/>
+        </w:rPr>
+        <w:t>2016 - 2018</w:t>
+      </w:r>
+    </w:p>
+    <w:p>
+      <w:pPr>
+        <w:tabs>
+          <w:tab w:val="left" w:pos="4825"/>
+        </w:tabs>
+        <w:rPr>
+          <w:rFonts w:ascii="Times New Roman" w:hAnsi="Times New Roman" w:cs="Times New Roman"/>
+          <w:b/>
+          <w:color w:val="FFFFFF" w:themeColor="background1"/>
+        </w:rPr>
+      </w:pPr>
+      <w:r>
+        <w:rPr>
+          <w:rFonts w:ascii="Times New Roman" w:hAnsi="Times New Roman" w:cs="Times New Roman"/>
+          <w:b/>
+          <w:color w:val="FFFFFF" w:themeColor="background1"/>
+        </w:rPr>
+        <w:t>Information and Communication Technology</w:t>
+      </w:r>
+      <w:r>
+        <w:rPr>
+          <w:rFonts w:ascii="Times New Roman" w:hAnsi="Times New Roman" w:cs="Times New Roman"/>
+          <w:b/>
+          <w:color w:val="FFFFFF" w:themeColor="background1"/>
+        </w:rPr>
+        <w:t xml:space="preserve"> (Senior High)</w:t>
+      </w:r>
+    </w:p>
+    <w:p>
+      <w:pPr>
+        <w:tabs>
+          <w:tab w:val="left" w:pos="4825"/>
+        </w:tabs>
+        <w:rPr>
+          <w:rFonts w:ascii="Times New Roman" w:hAnsi="Times New Roman" w:cs="Times New Roman"/>
+          <w:color w:val="9FA2A9"/>
+        </w:rPr>
+      </w:pPr>
+      <w:r>
+        <w:rPr>
+          <w:rFonts w:ascii="Times New Roman" w:hAnsi="Times New Roman" w:cs="Times New Roman"/>
+          <w:color w:val="9FA2A9"/>
+        </w:rPr>
+        <w:t xml:space="preserve">University of </w:t>
+      </w:r>
+      <w:r>
+        <w:rPr>
+          <w:rFonts w:ascii="Times New Roman" w:hAnsi="Times New Roman" w:cs="Times New Roman"/>
+          <w:color w:val="9FA2A9"/>
+        </w:rPr>
+        <w:t>Luzon</w:t>
+      </w:r>
+    </w:p>
+    <w:p>
+      <w:pPr>
+        <w:tabs>
+          <w:tab w:val="left" w:pos="4825"/>
+        </w:tabs>
+        <w:rPr>
+          <w:rFonts w:ascii="Times New Roman" w:hAnsi="Times New Roman" w:cs="Times New Roman"/>
+          <w:color w:val="FFFFFF" w:themeColor="background1"/>
+        </w:rPr>
+      </w:pPr>
+    </w:p>
+    <w:p>
+      <w:pPr>
         <w:pBdr>
           <w:between w:val="single" w:sz="4" w:space="1" w:color="auto"/>
         </w:pBdr>
         <w:tabs>
           <w:tab w:val="left" w:pos="4825"/>
         </w:tabs>
-        <w:spacing w:line="360" w:lineRule="auto"/>
-        <w:rPr>
-          <w:rFonts w:ascii="Times New Roman" w:hAnsi="Times New Roman" w:cs="Times New Roman"/>
-          <w:b/>
-          <w:color w:val="FFFFFF" w:themeColor="background1"/>
-          <w:sz w:val="32"/>
-          <w:szCs w:val="32"/>
-        </w:rPr>
-      </w:pPr>
-      <w:r>
-        <w:rPr>
-          <w:rFonts w:ascii="Times New Roman" w:hAnsi="Times New Roman" w:cs="Times New Roman"/>
-          <w:b/>
-          <w:color w:val="FFFFFF" w:themeColor="background1"/>
-          <w:sz w:val="32"/>
-          <w:szCs w:val="32"/>
-        </w:rPr>
-        <w:t>Contact</w:t>
-      </w:r>
-    </w:p>
-    <w:p>
-      <w:pPr>
-        <w:tabs>
-          <w:tab w:val="left" w:pos="4825"/>
-        </w:tabs>
-        <w:jc w:val="both"/>
-        <w:rPr>
-          <w:rFonts w:ascii="Times New Roman" w:hAnsi="Times New Roman" w:cs="Times New Roman"/>
-          <w:b/>
-          <w:color w:val="FFFFFF" w:themeColor="background1"/>
-        </w:rPr>
-      </w:pPr>
-      <w:r>
-        <w:rPr>
-          <w:rFonts w:ascii="Times New Roman" w:hAnsi="Times New Roman" w:cs="Times New Roman"/>
-          <w:b/>
-          <w:color w:val="FFFFFF" w:themeColor="background1"/>
-        </w:rPr>
-        <w:t>Phone</w:t>
-      </w:r>
-      <w:r>
-        <w:rPr>
-          <w:rFonts w:ascii="Times New Roman" w:hAnsi="Times New Roman" w:cs="Times New Roman"/>
-          <w:b/>
-          <w:color w:val="FFFFFF" w:themeColor="background1"/>
-        </w:rPr>
-        <w:t xml:space="preserve">: </w:t>
-      </w:r>
-      <w:r>
-        <w:rPr>
-          <w:rFonts w:ascii="Times New Roman" w:hAnsi="Times New Roman" w:cs="Times New Roman"/>
-          <w:color w:val="FFFFFF" w:themeColor="background1"/>
-        </w:rPr>
-        <w:t>0956-419-6962</w:t>
-      </w:r>
-    </w:p>
-    <w:p>
-      <w:pPr>
-        <w:tabs>
-          <w:tab w:val="left" w:pos="4825"/>
-        </w:tabs>
-        <w:jc w:val="both"/>
-        <w:rPr>
-          <w:rFonts w:ascii="Times New Roman" w:hAnsi="Times New Roman" w:cs="Times New Roman"/>
-          <w:b/>
-          <w:color w:val="FFFFFF" w:themeColor="background1"/>
-        </w:rPr>
-      </w:pPr>
-      <w:r>
-        <w:rPr>
-          <w:rFonts w:ascii="Times New Roman" w:hAnsi="Times New Roman" w:cs="Times New Roman"/>
-          <w:b/>
-          <w:color w:val="FFFFFF" w:themeColor="background1"/>
-        </w:rPr>
-        <w:t>Email</w:t>
-      </w:r>
-      <w:r>
-        <w:rPr>
-          <w:rFonts w:ascii="Times New Roman" w:hAnsi="Times New Roman" w:cs="Times New Roman"/>
-          <w:b/>
-          <w:color w:val="FFFFFF" w:themeColor="background1"/>
-        </w:rPr>
-        <w:t xml:space="preserve">: </w:t>
-      </w:r>
-      <w:r>
-        <w:rPr>
-          <w:rFonts w:ascii="Times New Roman" w:hAnsi="Times New Roman" w:cs="Times New Roman"/>
-          <w:color w:val="FFFFFF" w:themeColor="background1"/>
-        </w:rPr>
-        <w:t>johncent.ventura@gmail.com</w:t>
-      </w:r>
-    </w:p>
-    <w:p>
-      <w:pPr>
-        <w:tabs>
-          <w:tab w:val="left" w:pos="4825"/>
-        </w:tabs>
-        <w:jc w:val="both"/>
-        <w:rPr>
-          <w:rFonts w:ascii="Times New Roman" w:hAnsi="Times New Roman" w:cs="Times New Roman"/>
-          <w:b/>
-          <w:color w:val="FFFFFF" w:themeColor="background1"/>
-        </w:rPr>
-      </w:pPr>
-      <w:r>
-        <w:rPr>
-          <w:rFonts w:ascii="Times New Roman" w:hAnsi="Times New Roman" w:cs="Times New Roman"/>
-          <w:b/>
-          <w:color w:val="FFFFFF" w:themeColor="background1"/>
-        </w:rPr>
-        <w:t>Address</w:t>
-      </w:r>
-      <w:r>
-        <w:rPr>
-          <w:rFonts w:ascii="Times New Roman" w:hAnsi="Times New Roman" w:cs="Times New Roman"/>
-          <w:b/>
-          <w:color w:val="FFFFFF" w:themeColor="background1"/>
-        </w:rPr>
-        <w:t xml:space="preserve">: </w:t>
-      </w:r>
-      <w:r>
-        <w:rPr>
-          <w:rFonts w:ascii="Times New Roman" w:hAnsi="Times New Roman" w:cs="Times New Roman"/>
-          <w:color w:val="FFFFFF" w:themeColor="background1"/>
-        </w:rPr>
-        <w:t>Pozorrubio, Pangasinan</w:t>
-      </w:r>
-    </w:p>
-    <w:p>
-      <w:pPr>
-        <w:tabs>
-          <w:tab w:val="left" w:pos="4825"/>
-        </w:tabs>
-        <w:jc w:val="both"/>
-        <w:rPr>
-          <w:rFonts w:ascii="Times New Roman" w:hAnsi="Times New Roman" w:cs="Times New Roman"/>
-          <w:color w:val="FFFFFF" w:themeColor="background1"/>
-        </w:rPr>
-      </w:pPr>
-      <w:r>
-        <w:rPr>
-          <w:rFonts w:ascii="Times New Roman" w:hAnsi="Times New Roman" w:cs="Times New Roman"/>
-          <w:b/>
-          <w:color w:val="FFFFFF" w:themeColor="background1"/>
-        </w:rPr>
-        <w:t>Langua</w:t>
-      </w:r>
-      <w:r>
-        <w:rPr>
-          <w:rFonts w:ascii="Times New Roman" w:hAnsi="Times New Roman" w:cs="Times New Roman"/>
-          <w:b/>
-          <w:color w:val="FFFFFF" w:themeColor="background1"/>
-        </w:rPr>
-        <w:t xml:space="preserve">ge: </w:t>
-      </w:r>
-      <w:r>
-        <w:rPr>
-          <w:rFonts w:ascii="Times New Roman" w:hAnsi="Times New Roman" w:cs="Times New Roman"/>
-          <w:color w:val="FFFFFF" w:themeColor="background1"/>
-        </w:rPr>
-        <w:t>English &amp; Tagalog</w:t>
-      </w:r>
-    </w:p>
-    <w:p>
-      <w:pPr>
-        <w:tabs>
-          <w:tab w:val="left" w:pos="4825"/>
-        </w:tabs>
-        <w:rPr>
-          <w:rFonts w:ascii="Times New Roman" w:hAnsi="Times New Roman" w:cs="Times New Roman"/>
-          <w:color w:val="FFFFFF" w:themeColor="background1"/>
-        </w:rPr>
-      </w:pPr>
-    </w:p>
-    <w:p>
-      <w:pPr>
-        <w:tabs>
-          <w:tab w:val="left" w:pos="4825"/>
-        </w:tabs>
-        <w:spacing w:line="360" w:lineRule="auto"/>
-        <w:rPr>
-          <w:rFonts w:ascii="Times New Roman" w:hAnsi="Times New Roman" w:cs="Times New Roman"/>
-          <w:b/>
-          <w:color w:val="FFFFFF" w:themeColor="background1"/>
-          <w:sz w:val="32"/>
-          <w:szCs w:val="30"/>
-        </w:rPr>
-      </w:pPr>
-      <w:r>
-        <w:rPr>
-          <w:rFonts w:ascii="Times New Roman" w:hAnsi="Times New Roman" w:cs="Times New Roman"/>
-          <w:b/>
-          <w:color w:val="FFFFFF" w:themeColor="background1"/>
-          <w:sz w:val="32"/>
-          <w:szCs w:val="30"/>
-        </w:rPr>
-        <w:t>Education</w:t>
-      </w:r>
-    </w:p>
-    <w:p>
-      <w:pPr>
-        <w:tabs>
-          <w:tab w:val="left" w:pos="4825"/>
-        </w:tabs>
-        <w:rPr>
-          <w:rFonts w:ascii="Times New Roman" w:hAnsi="Times New Roman" w:cs="Times New Roman"/>
-          <w:color w:val="9FA2A9"/>
-        </w:rPr>
-      </w:pPr>
-      <w:r>
-        <w:rPr>
-          <w:rFonts w:ascii="Times New Roman" w:hAnsi="Times New Roman" w:cs="Times New Roman"/>
-          <w:color w:val="9FA2A9"/>
-        </w:rPr>
-        <w:t>2019 - 2023</w:t>
-      </w:r>
-    </w:p>
-    <w:p>
-      <w:pPr>
-        <w:tabs>
-          <w:tab w:val="left" w:pos="4825"/>
-        </w:tabs>
-        <w:rPr>
-          <w:rFonts w:ascii="Times New Roman" w:hAnsi="Times New Roman" w:cs="Times New Roman"/>
-          <w:b/>
-          <w:color w:val="FFFFFF" w:themeColor="background1"/>
-        </w:rPr>
-      </w:pPr>
-      <w:r>
-        <w:rPr>
-          <w:rFonts w:ascii="Times New Roman" w:hAnsi="Times New Roman" w:cs="Times New Roman"/>
-          <w:b/>
-          <w:color w:val="FFFFFF" w:themeColor="background1"/>
-        </w:rPr>
-        <w:t>Bachelor of Science in Information Technology</w:t>
-      </w:r>
-    </w:p>
-    <w:p>
-      <w:pPr>
-        <w:tabs>
-          <w:tab w:val="left" w:pos="4825"/>
-        </w:tabs>
-        <w:rPr>
-          <w:rFonts w:ascii="Times New Roman" w:hAnsi="Times New Roman" w:cs="Times New Roman"/>
-          <w:color w:val="9FA2A9"/>
-        </w:rPr>
-      </w:pPr>
-      <w:r>
-        <w:rPr>
-          <w:rFonts w:ascii="Times New Roman" w:hAnsi="Times New Roman" w:cs="Times New Roman"/>
-          <w:color w:val="9FA2A9"/>
-        </w:rPr>
-        <w:t xml:space="preserve">University of </w:t>
-      </w:r>
-      <w:r>
-        <w:rPr>
-          <w:rFonts w:ascii="Times New Roman" w:hAnsi="Times New Roman" w:cs="Times New Roman"/>
-          <w:color w:val="9FA2A9"/>
-        </w:rPr>
-        <w:t>Luzon</w:t>
-      </w:r>
-      <w:r>
-        <w:rPr>
-          <w:rFonts w:ascii="Times New Roman" w:hAnsi="Times New Roman" w:cs="Times New Roman"/>
-          <w:color w:val="9FA2A9"/>
-        </w:rPr>
-        <w:t xml:space="preserve"> / Cum Laude</w:t>
-      </w:r>
-    </w:p>
-    <w:p>
-      <w:pPr>
-        <w:tabs>
-          <w:tab w:val="left" w:pos="4825"/>
-        </w:tabs>
-        <w:rPr>
-          <w:rFonts w:ascii="Times New Roman" w:hAnsi="Times New Roman" w:cs="Times New Roman"/>
-          <w:color w:val="9FA2A9"/>
-        </w:rPr>
-      </w:pPr>
-    </w:p>
-    <w:p>
-      <w:pPr>
-        <w:tabs>
-          <w:tab w:val="left" w:pos="4825"/>
-        </w:tabs>
-        <w:rPr>
-          <w:rFonts w:ascii="Times New Roman" w:hAnsi="Times New Roman" w:cs="Times New Roman"/>
-          <w:color w:val="9FA2A9"/>
-        </w:rPr>
-      </w:pPr>
-      <w:r>
-        <w:rPr>
-          <w:rFonts w:ascii="Times New Roman" w:hAnsi="Times New Roman" w:cs="Times New Roman"/>
-          <w:color w:val="9FA2A9"/>
-        </w:rPr>
-        <w:t>2016 - 2018</w:t>
-      </w:r>
-    </w:p>
-    <w:p>
-      <w:pPr>
-        <w:tabs>
-          <w:tab w:val="left" w:pos="4825"/>
-        </w:tabs>
-        <w:rPr>
-          <w:rFonts w:ascii="Times New Roman" w:hAnsi="Times New Roman" w:cs="Times New Roman"/>
-          <w:b/>
-          <w:color w:val="FFFFFF" w:themeColor="background1"/>
-        </w:rPr>
-      </w:pPr>
-      <w:r>
-        <w:rPr>
-          <w:rFonts w:ascii="Times New Roman" w:hAnsi="Times New Roman" w:cs="Times New Roman"/>
-          <w:b/>
-          <w:color w:val="FFFFFF" w:themeColor="background1"/>
-        </w:rPr>
-        <w:t>Information and Communication Technology</w:t>
-      </w:r>
-      <w:r>
-        <w:rPr>
-          <w:rFonts w:ascii="Times New Roman" w:hAnsi="Times New Roman" w:cs="Times New Roman"/>
-          <w:b/>
-          <w:color w:val="FFFFFF" w:themeColor="background1"/>
-        </w:rPr>
-        <w:t xml:space="preserve"> (Senior High)</w:t>
-      </w:r>
-    </w:p>
-    <w:p>
-      <w:pPr>
-        <w:tabs>
-          <w:tab w:val="left" w:pos="4825"/>
-        </w:tabs>
-        <w:rPr>
-          <w:rFonts w:ascii="Times New Roman" w:hAnsi="Times New Roman" w:cs="Times New Roman"/>
-          <w:color w:val="9FA2A9"/>
-        </w:rPr>
-      </w:pPr>
-      <w:r>
-        <w:rPr>
-          <w:rFonts w:ascii="Times New Roman" w:hAnsi="Times New Roman" w:cs="Times New Roman"/>
-          <w:color w:val="9FA2A9"/>
-        </w:rPr>
-        <w:t xml:space="preserve">University of </w:t>
-      </w:r>
-      <w:r>
-        <w:rPr>
-          <w:rFonts w:ascii="Times New Roman" w:hAnsi="Times New Roman" w:cs="Times New Roman"/>
-          <w:color w:val="9FA2A9"/>
-        </w:rPr>
-        <w:t>Luzon</w:t>
-      </w:r>
-    </w:p>
-    <w:p>
-      <w:pPr>
-        <w:tabs>
-          <w:tab w:val="left" w:pos="4825"/>
-        </w:tabs>
-        <w:rPr>
-          <w:rFonts w:ascii="Times New Roman" w:hAnsi="Times New Roman" w:cs="Times New Roman"/>
-          <w:color w:val="FFFFFF" w:themeColor="background1"/>
-        </w:rPr>
-      </w:pPr>
-    </w:p>
-    <w:p>
-      <w:pPr>
-        <w:pBdr>
-          <w:between w:val="single" w:sz="4" w:space="1" w:color="auto"/>
-        </w:pBdr>
-        <w:tabs>
-          <w:tab w:val="left" w:pos="4825"/>
-        </w:tabs>
-        <w:spacing w:line="360" w:lineRule="auto"/>
         <w:rPr>
           <w:rFonts w:ascii="Times New Roman" w:hAnsi="Times New Roman" w:cs="Times New Roman"/>
           <w:b/>
@@ -938,7 +946,7 @@
           <w:rFonts w:ascii="Times New Roman" w:hAnsi="Times New Roman"/>
           <w:color w:val="FFFFFF" w:themeColor="background1"/>
         </w:rPr>
-        <w:t>C#</w:t>
+        <w:t>HTML</w:t>
       </w:r>
     </w:p>
     <w:p>
@@ -961,7 +969,14 @@
           <w:rFonts w:ascii="Times New Roman" w:hAnsi="Times New Roman"/>
           <w:color w:val="FFFFFF" w:themeColor="background1"/>
         </w:rPr>
-        <w:t>Unity</w:t>
+        <w:t>CSS</w:t>
+      </w:r>
+      <w:r>
+        <w:rPr>
+          <w:rFonts w:ascii="Times New Roman" w:hAnsi="Times New Roman"/>
+          <w:color w:val="FFFFFF" w:themeColor="background1"/>
+        </w:rPr>
+        <w:t xml:space="preserve"> / Sass</w:t>
       </w:r>
     </w:p>
     <w:p>
@@ -984,7 +999,7 @@
           <w:rFonts w:ascii="Times New Roman" w:hAnsi="Times New Roman"/>
           <w:color w:val="FFFFFF" w:themeColor="background1"/>
         </w:rPr>
-        <w:t>Ink</w:t>
+        <w:t>JavaScript</w:t>
       </w:r>
     </w:p>
     <w:p>
@@ -1007,7 +1022,7 @@
           <w:rFonts w:ascii="Times New Roman" w:hAnsi="Times New Roman"/>
           <w:color w:val="FFFFFF" w:themeColor="background1"/>
         </w:rPr>
-        <w:t>HTML</w:t>
+        <w:t>C#</w:t>
       </w:r>
     </w:p>
     <w:p>
@@ -1030,7 +1045,14 @@
           <w:rFonts w:ascii="Times New Roman" w:hAnsi="Times New Roman"/>
           <w:color w:val="FFFFFF" w:themeColor="background1"/>
         </w:rPr>
-        <w:t>CSS</w:t>
+        <w:t>Unity</w:t>
+      </w:r>
+      <w:r>
+        <w:rPr>
+          <w:rFonts w:ascii="Times New Roman" w:hAnsi="Times New Roman"/>
+          <w:color w:val="FFFFFF" w:themeColor="background1"/>
+        </w:rPr>
+        <w:t xml:space="preserve"> Game Engine</w:t>
       </w:r>
     </w:p>
     <w:p>
@@ -1053,7 +1075,21 @@
           <w:rFonts w:ascii="Times New Roman" w:hAnsi="Times New Roman"/>
           <w:color w:val="FFFFFF" w:themeColor="background1"/>
         </w:rPr>
-        <w:t>Sass</w:t>
+        <w:t>Ink (Narrative Scripting</w:t>
+      </w:r>
+      <w:r>
+        <w:rPr>
+          <w:rFonts w:ascii="Times New Roman" w:hAnsi="Times New Roman"/>
+          <w:color w:val="FFFFFF" w:themeColor="background1"/>
+        </w:rPr>
+        <w:t xml:space="preserve"> Lang.</w:t>
+      </w:r>
+      <w:r>
+        <w:rPr>
+          <w:rFonts w:ascii="Times New Roman" w:hAnsi="Times New Roman"/>
+          <w:color w:val="FFFFFF" w:themeColor="background1"/>
+        </w:rPr>
+        <w:t>)</w:t>
       </w:r>
     </w:p>
     <w:p>
@@ -1076,7 +1112,7 @@
           <w:rFonts w:ascii="Times New Roman" w:hAnsi="Times New Roman"/>
           <w:color w:val="FFFFFF" w:themeColor="background1"/>
         </w:rPr>
-        <w:t>JavaScript</w:t>
+        <w:t>Java</w:t>
       </w:r>
     </w:p>
     <w:p>
@@ -1099,7 +1135,7 @@
           <w:rFonts w:ascii="Times New Roman" w:hAnsi="Times New Roman"/>
           <w:color w:val="FFFFFF" w:themeColor="background1"/>
         </w:rPr>
-        <w:t>Photoshop</w:t>
+        <w:t>MySQL</w:t>
       </w:r>
     </w:p>
     <w:p>
@@ -1117,15 +1153,20 @@
           <w:color w:val="FFFFFF" w:themeColor="background1"/>
         </w:rPr>
       </w:pPr>
-      <w:proofErr w:type="spellStart"/>
       <w:r>
         <w:rPr>
           <w:rFonts w:ascii="Times New Roman" w:hAnsi="Times New Roman"/>
           <w:color w:val="FFFFFF" w:themeColor="background1"/>
         </w:rPr>
-        <w:t>Aseprite</w:t>
-      </w:r>
-      <w:proofErr w:type="spellEnd"/>
+        <w:t xml:space="preserve">Adobe </w:t>
+      </w:r>
+      <w:r>
+        <w:rPr>
+          <w:rFonts w:ascii="Times New Roman" w:hAnsi="Times New Roman"/>
+          <w:color w:val="FFFFFF" w:themeColor="background1"/>
+        </w:rPr>
+        <w:t>Photoshop</w:t>
+      </w:r>
     </w:p>
     <w:p>
       <w:pPr>
@@ -1142,13 +1183,58 @@
           <w:color w:val="FFFFFF" w:themeColor="background1"/>
         </w:rPr>
       </w:pPr>
+      <w:proofErr w:type="spellStart"/>
       <w:r>
         <w:rPr>
           <w:rFonts w:ascii="Times New Roman" w:hAnsi="Times New Roman"/>
           <w:color w:val="FFFFFF" w:themeColor="background1"/>
         </w:rPr>
-        <w:t>Java</w:t>
-      </w:r>
+        <w:t>Aseprite</w:t>
+      </w:r>
+      <w:proofErr w:type="spellEnd"/>
+      <w:r>
+        <w:rPr>
+          <w:rFonts w:ascii="Times New Roman" w:hAnsi="Times New Roman"/>
+          <w:color w:val="FFFFFF" w:themeColor="background1"/>
+        </w:rPr>
+        <w:t xml:space="preserve"> (Pixel Art)</w:t>
+      </w:r>
+    </w:p>
+    <w:p>
+      <w:pPr>
+        <w:pStyle w:val="ListParagraph"/>
+        <w:numPr>
+          <w:ilvl w:val="0"/>
+          <w:numId w:val="7"/>
+        </w:numPr>
+        <w:tabs>
+          <w:tab w:val="left" w:pos="4825"/>
+        </w:tabs>
+        <w:rPr>
+          <w:rFonts w:ascii="Times New Roman" w:hAnsi="Times New Roman"/>
+          <w:color w:val="FFFFFF" w:themeColor="background1"/>
+        </w:rPr>
+      </w:pPr>
+      <w:r>
+        <w:rPr>
+          <w:rFonts w:ascii="Times New Roman" w:hAnsi="Times New Roman"/>
+          <w:color w:val="FFFFFF" w:themeColor="background1"/>
+        </w:rPr>
+        <w:t>Word, Excel, Power Point</w:t>
+      </w:r>
+    </w:p>
+    <w:p>
+      <w:pPr>
+        <w:pStyle w:val="ListParagraph"/>
+        <w:tabs>
+          <w:tab w:val="left" w:pos="4825"/>
+        </w:tabs>
+        <w:ind w:left="360"/>
+        <w:rPr>
+          <w:rFonts w:ascii="Times New Roman" w:hAnsi="Times New Roman"/>
+          <w:color w:val="FFFFFF" w:themeColor="background1"/>
+        </w:rPr>
+      </w:pPr>
     </w:p>
     <w:p>
       <w:pPr>
@@ -1189,7 +1275,7 @@
           <w:i/>
           <w:color w:val="D9D9D9" w:themeColor="background1" w:themeShade="D9"/>
         </w:rPr>
-        <w:t>“</w:t>
+        <w:t xml:space="preserve">To </w:t>
       </w:r>
       <w:r>
         <w:rPr>
@@ -1197,7 +1283,7 @@
           <w:i/>
           <w:color w:val="D9D9D9" w:themeColor="background1" w:themeShade="D9"/>
         </w:rPr>
-        <w:t xml:space="preserve">To </w:t>
+        <w:t>be</w:t>
       </w:r>
       <w:r>
         <w:rPr>
@@ -1205,7 +1291,7 @@
           <w:i/>
           <w:color w:val="D9D9D9" w:themeColor="background1" w:themeShade="D9"/>
         </w:rPr>
-        <w:t>be</w:t>
+        <w:t xml:space="preserve"> a part of </w:t>
       </w:r>
       <w:r>
         <w:rPr>
@@ -1213,7 +1299,7 @@
           <w:i/>
           <w:color w:val="D9D9D9" w:themeColor="background1" w:themeShade="D9"/>
         </w:rPr>
-        <w:t xml:space="preserve"> a part of </w:t>
+        <w:t xml:space="preserve">something more </w:t>
       </w:r>
       <w:r>
         <w:rPr>
@@ -1221,33 +1307,33 @@
           <w:i/>
           <w:color w:val="D9D9D9" w:themeColor="background1" w:themeShade="D9"/>
         </w:rPr>
-        <w:t xml:space="preserve">something more </w:t>
-      </w:r>
+        <w:t xml:space="preserve">that innovates and inspires people where I can </w:t>
+      </w:r>
+      <w:proofErr w:type="spellStart"/>
       <w:r>
         <w:rPr>
           <w:rFonts w:ascii="Times New Roman" w:hAnsi="Times New Roman" w:cs="Times New Roman"/>
           <w:i/>
           <w:color w:val="D9D9D9" w:themeColor="background1" w:themeShade="D9"/>
         </w:rPr>
-        <w:t xml:space="preserve">that innovates and inspires people where I can </w:t>
-      </w:r>
-      <w:proofErr w:type="spellStart"/>
+        <w:t>fulfill</w:t>
+      </w:r>
+      <w:proofErr w:type="spellEnd"/>
       <w:r>
         <w:rPr>
           <w:rFonts w:ascii="Times New Roman" w:hAnsi="Times New Roman" w:cs="Times New Roman"/>
           <w:i/>
           <w:color w:val="D9D9D9" w:themeColor="background1" w:themeShade="D9"/>
         </w:rPr>
-        <w:t>fulfill</w:t>
-      </w:r>
-      <w:proofErr w:type="spellEnd"/>
+        <w:t xml:space="preserve"> a position that best fits my qualification</w:t>
+      </w:r>
       <w:r>
         <w:rPr>
           <w:rFonts w:ascii="Times New Roman" w:hAnsi="Times New Roman" w:cs="Times New Roman"/>
           <w:i/>
           <w:color w:val="D9D9D9" w:themeColor="background1" w:themeShade="D9"/>
         </w:rPr>
-        <w:t xml:space="preserve"> a position that best fits my qualification</w:t>
+        <w:t xml:space="preserve"> to contri</w:t>
       </w:r>
       <w:r>
         <w:rPr>
@@ -1255,7 +1341,7 @@
           <w:i/>
           <w:color w:val="D9D9D9" w:themeColor="background1" w:themeShade="D9"/>
         </w:rPr>
-        <w:t xml:space="preserve"> to contri</w:t>
+        <w:t>bute to the goal of the company.</w:t>
       </w:r>
       <w:r>
         <w:rPr>
@@ -1263,7 +1349,7 @@
           <w:i/>
           <w:color w:val="D9D9D9" w:themeColor="background1" w:themeShade="D9"/>
         </w:rPr>
-        <w:t>bute to the goal of the company.</w:t>
+        <w:t xml:space="preserve"> </w:t>
       </w:r>
       <w:r>
         <w:rPr>
@@ -1271,7 +1357,7 @@
           <w:i/>
           <w:color w:val="D9D9D9" w:themeColor="background1" w:themeShade="D9"/>
         </w:rPr>
-        <w:t xml:space="preserve"> </w:t>
+        <w:t>Als</w:t>
       </w:r>
       <w:r>
         <w:rPr>
@@ -1279,7 +1365,7 @@
           <w:i/>
           <w:color w:val="D9D9D9" w:themeColor="background1" w:themeShade="D9"/>
         </w:rPr>
-        <w:t>Als</w:t>
+        <w:t>o</w:t>
       </w:r>
       <w:r>
         <w:rPr>
@@ -1287,7 +1373,7 @@
           <w:i/>
           <w:color w:val="D9D9D9" w:themeColor="background1" w:themeShade="D9"/>
         </w:rPr>
-        <w:t>o</w:t>
+        <w:t xml:space="preserve"> to </w:t>
       </w:r>
       <w:r>
         <w:rPr>
@@ -1295,7 +1381,7 @@
           <w:i/>
           <w:color w:val="D9D9D9" w:themeColor="background1" w:themeShade="D9"/>
         </w:rPr>
-        <w:t xml:space="preserve"> to </w:t>
+        <w:t>assi</w:t>
       </w:r>
       <w:r>
         <w:rPr>
@@ -1303,7 +1389,7 @@
           <w:i/>
           <w:color w:val="D9D9D9" w:themeColor="background1" w:themeShade="D9"/>
         </w:rPr>
-        <w:t>assi</w:t>
+        <w:t>milate knowledge and experience</w:t>
       </w:r>
       <w:r>
         <w:rPr>
@@ -1311,7 +1397,7 @@
           <w:i/>
           <w:color w:val="D9D9D9" w:themeColor="background1" w:themeShade="D9"/>
         </w:rPr>
-        <w:t>milate knowledge and experience</w:t>
+        <w:t xml:space="preserve"> to hone my skills, </w:t>
       </w:r>
       <w:r>
         <w:rPr>
@@ -1319,7 +1405,7 @@
           <w:i/>
           <w:color w:val="D9D9D9" w:themeColor="background1" w:themeShade="D9"/>
         </w:rPr>
-        <w:t xml:space="preserve"> to hone my skills, </w:t>
+        <w:t>learn</w:t>
       </w:r>
       <w:r>
         <w:rPr>
@@ -1327,17 +1413,15 @@
           <w:i/>
           <w:color w:val="D9D9D9" w:themeColor="background1" w:themeShade="D9"/>
         </w:rPr>
-        <w:t>learn</w:t>
-      </w:r>
-      <w:bookmarkStart w:id="0" w:name="_GoBack"/>
-      <w:bookmarkEnd w:id="0"/>
+        <w:t xml:space="preserve"> </w:t>
+      </w:r>
       <w:r>
         <w:rPr>
           <w:rFonts w:ascii="Times New Roman" w:hAnsi="Times New Roman" w:cs="Times New Roman"/>
           <w:i/>
           <w:color w:val="D9D9D9" w:themeColor="background1" w:themeShade="D9"/>
         </w:rPr>
-        <w:t xml:space="preserve"> </w:t>
+        <w:t>new things</w:t>
       </w:r>
       <w:r>
         <w:rPr>
@@ -1345,7 +1429,7 @@
           <w:i/>
           <w:color w:val="D9D9D9" w:themeColor="background1" w:themeShade="D9"/>
         </w:rPr>
-        <w:t>new things</w:t>
+        <w:t xml:space="preserve"> to unravel, and</w:t>
       </w:r>
       <w:r>
         <w:rPr>
@@ -1353,7 +1437,7 @@
           <w:i/>
           <w:color w:val="D9D9D9" w:themeColor="background1" w:themeShade="D9"/>
         </w:rPr>
-        <w:t xml:space="preserve"> to unravel, and</w:t>
+        <w:t xml:space="preserve"> </w:t>
       </w:r>
       <w:r>
         <w:rPr>
@@ -1361,7 +1445,7 @@
           <w:i/>
           <w:color w:val="D9D9D9" w:themeColor="background1" w:themeShade="D9"/>
         </w:rPr>
-        <w:t xml:space="preserve"> </w:t>
+        <w:t xml:space="preserve">further craft </w:t>
       </w:r>
       <w:r>
         <w:rPr>
@@ -1369,7 +1453,7 @@
           <w:i/>
           <w:color w:val="D9D9D9" w:themeColor="background1" w:themeShade="D9"/>
         </w:rPr>
-        <w:t xml:space="preserve">further craft </w:t>
+        <w:t>myself</w:t>
       </w:r>
       <w:r>
         <w:rPr>
@@ -1377,55 +1461,87 @@
           <w:i/>
           <w:color w:val="D9D9D9" w:themeColor="background1" w:themeShade="D9"/>
         </w:rPr>
-        <w:t>myself</w:t>
-      </w:r>
-      <w:r>
-        <w:rPr>
-          <w:rFonts w:ascii="Times New Roman" w:hAnsi="Times New Roman" w:cs="Times New Roman"/>
-          <w:i/>
-          <w:color w:val="D9D9D9" w:themeColor="background1" w:themeShade="D9"/>
-        </w:rPr>
-        <w:t>.”</w:t>
-      </w:r>
-    </w:p>
-    <w:p>
-      <w:pPr>
-        <w:tabs>
-          <w:tab w:val="left" w:pos="4825"/>
-        </w:tabs>
-        <w:spacing w:line="360" w:lineRule="auto"/>
-        <w:rPr>
-          <w:rFonts w:ascii="Times New Roman" w:hAnsi="Times New Roman" w:cs="Times New Roman"/>
-          <w:b/>
-          <w:color w:val="000000" w:themeColor="text1"/>
-          <w:sz w:val="28"/>
-          <w:szCs w:val="28"/>
-        </w:rPr>
-      </w:pPr>
-    </w:p>
-    <w:p>
-      <w:pPr>
-        <w:tabs>
-          <w:tab w:val="left" w:pos="4825"/>
-        </w:tabs>
-        <w:spacing w:line="360" w:lineRule="auto"/>
-        <w:rPr>
-          <w:rFonts w:ascii="Times New Roman" w:hAnsi="Times New Roman" w:cs="Times New Roman"/>
-          <w:b/>
-          <w:color w:val="000000" w:themeColor="text1"/>
-          <w:sz w:val="30"/>
-          <w:szCs w:val="30"/>
-        </w:rPr>
-      </w:pPr>
-    </w:p>
-    <w:p>
-      <w:pPr>
-        <w:tabs>
-          <w:tab w:val="left" w:pos="4825"/>
-        </w:tabs>
-        <w:spacing w:line="360" w:lineRule="auto"/>
-        <w:rPr>
-          <w:rFonts w:ascii="Times New Roman" w:hAnsi="Times New Roman" w:cs="Times New Roman"/>
+        <w:t>.</w:t>
+      </w:r>
+    </w:p>
+    <w:p>
+      <w:pPr>
+        <w:tabs>
+          <w:tab w:val="left" w:pos="4825"/>
+        </w:tabs>
+        <w:rPr>
+          <w:rFonts w:ascii="Times New Roman" w:hAnsi="Times New Roman" w:cs="Times New Roman"/>
+          <w:b/>
+          <w:color w:val="2DA89E"/>
+          <w:sz w:val="20"/>
+          <w:szCs w:val="18"/>
+        </w:rPr>
+      </w:pPr>
+    </w:p>
+    <w:p>
+      <w:pPr>
+        <w:tabs>
+          <w:tab w:val="left" w:pos="4825"/>
+        </w:tabs>
+        <w:rPr>
+          <w:rFonts w:ascii="Times New Roman" w:hAnsi="Times New Roman" w:cs="Times New Roman"/>
+          <w:b/>
+          <w:color w:val="2DA89E"/>
+          <w:sz w:val="20"/>
+          <w:szCs w:val="18"/>
+        </w:rPr>
+      </w:pPr>
+    </w:p>
+    <w:p>
+      <w:pPr>
+        <w:tabs>
+          <w:tab w:val="left" w:pos="4825"/>
+        </w:tabs>
+        <w:rPr>
+          <w:rFonts w:ascii="Times New Roman" w:hAnsi="Times New Roman" w:cs="Times New Roman"/>
+          <w:b/>
+          <w:color w:val="2DA89E"/>
+          <w:sz w:val="20"/>
+          <w:szCs w:val="18"/>
+        </w:rPr>
+      </w:pPr>
+    </w:p>
+    <w:p>
+      <w:pPr>
+        <w:tabs>
+          <w:tab w:val="left" w:pos="4825"/>
+        </w:tabs>
+        <w:rPr>
+          <w:rFonts w:ascii="Times New Roman" w:hAnsi="Times New Roman" w:cs="Times New Roman"/>
+          <w:b/>
+          <w:color w:val="2DA89E"/>
+          <w:sz w:val="20"/>
+          <w:szCs w:val="18"/>
+        </w:rPr>
+      </w:pPr>
+    </w:p>
+    <w:p>
+      <w:pPr>
+        <w:tabs>
+          <w:tab w:val="left" w:pos="4825"/>
+        </w:tabs>
+        <w:rPr>
+          <w:rFonts w:ascii="Times New Roman" w:hAnsi="Times New Roman" w:cs="Times New Roman"/>
+          <w:b/>
+          <w:color w:val="2DA89E"/>
+          <w:sz w:val="20"/>
+          <w:szCs w:val="18"/>
+        </w:rPr>
+      </w:pPr>
+    </w:p>
+    <w:p>
+      <w:pPr>
+        <w:tabs>
+          <w:tab w:val="left" w:pos="4825"/>
+        </w:tabs>
+        <w:rPr>
+          <w:rFonts w:ascii="Times New Roman" w:hAnsi="Times New Roman" w:cs="Times New Roman"/>
+          <w:b/>
           <w:color w:val="2DA89E"/>
           <w:sz w:val="32"/>
           <w:szCs w:val="30"/>
@@ -1457,402 +1573,311 @@
           <w:rFonts w:ascii="Times New Roman" w:hAnsi="Times New Roman" w:cs="Times New Roman"/>
           <w:color w:val="595959" w:themeColor="text1" w:themeTint="A6"/>
         </w:rPr>
-        <w:t>2023 / Digital Certificate</w:t>
-      </w:r>
-      <w:r>
+        <w:t>2023 / Presenter Certificate</w:t>
+      </w:r>
+    </w:p>
+    <w:p>
+      <w:pPr>
+        <w:tabs>
+          <w:tab w:val="left" w:pos="4825"/>
+        </w:tabs>
+        <w:rPr>
+          <w:rFonts w:ascii="Times New Roman" w:hAnsi="Times New Roman" w:cs="Times New Roman"/>
+          <w:b/>
+          <w:color w:val="000000" w:themeColor="text1"/>
+        </w:rPr>
+      </w:pPr>
+      <w:r>
+        <w:rPr>
+          <w:rFonts w:ascii="Times New Roman" w:hAnsi="Times New Roman" w:cs="Times New Roman"/>
+          <w:b/>
+          <w:color w:val="000000" w:themeColor="text1"/>
+        </w:rPr>
+        <w:t>1</w:t>
+      </w:r>
+      <w:r>
+        <w:rPr>
+          <w:rFonts w:ascii="Times New Roman" w:hAnsi="Times New Roman" w:cs="Times New Roman"/>
+          <w:b/>
+          <w:color w:val="000000" w:themeColor="text1"/>
+          <w:vertAlign w:val="superscript"/>
+        </w:rPr>
+        <w:t>st</w:t>
+      </w:r>
+      <w:r>
+        <w:rPr>
+          <w:rFonts w:ascii="Times New Roman" w:hAnsi="Times New Roman" w:cs="Times New Roman"/>
+          <w:b/>
+          <w:color w:val="000000" w:themeColor="text1"/>
+        </w:rPr>
+        <w:t xml:space="preserve"> Research Colloquium and Project Exhibits</w:t>
+      </w:r>
+    </w:p>
+    <w:p>
+      <w:pPr>
+        <w:tabs>
+          <w:tab w:val="left" w:pos="4825"/>
+        </w:tabs>
         <w:rPr>
           <w:rFonts w:ascii="Times New Roman" w:hAnsi="Times New Roman" w:cs="Times New Roman"/>
           <w:color w:val="595959" w:themeColor="text1" w:themeTint="A6"/>
         </w:rPr>
-        <w:t>s</w:t>
-      </w:r>
-    </w:p>
-    <w:p>
-      <w:pPr>
-        <w:tabs>
-          <w:tab w:val="left" w:pos="4825"/>
-        </w:tabs>
-        <w:rPr>
-          <w:rFonts w:ascii="Times New Roman" w:hAnsi="Times New Roman" w:cs="Times New Roman"/>
-          <w:b/>
-          <w:color w:val="000000" w:themeColor="text1"/>
-        </w:rPr>
-      </w:pPr>
-      <w:r>
-        <w:rPr>
-          <w:rFonts w:ascii="Times New Roman" w:hAnsi="Times New Roman" w:cs="Times New Roman"/>
-          <w:b/>
-          <w:color w:val="000000" w:themeColor="text1"/>
-        </w:rPr>
-        <w:t xml:space="preserve">Responsive </w:t>
-      </w:r>
-      <w:r>
-        <w:rPr>
-          <w:rFonts w:ascii="Times New Roman" w:hAnsi="Times New Roman" w:cs="Times New Roman"/>
-          <w:b/>
-          <w:color w:val="000000" w:themeColor="text1"/>
-        </w:rPr>
-        <w:t>Web Design</w:t>
-      </w:r>
-      <w:r>
-        <w:rPr>
-          <w:rFonts w:ascii="Times New Roman" w:hAnsi="Times New Roman" w:cs="Times New Roman"/>
-          <w:b/>
-          <w:color w:val="000000" w:themeColor="text1"/>
-        </w:rPr>
-        <w:t>,</w:t>
-      </w:r>
-    </w:p>
-    <w:p>
-      <w:pPr>
-        <w:tabs>
-          <w:tab w:val="left" w:pos="4825"/>
-        </w:tabs>
-        <w:rPr>
-          <w:rFonts w:ascii="Times New Roman" w:hAnsi="Times New Roman" w:cs="Times New Roman"/>
-          <w:b/>
-          <w:color w:val="000000" w:themeColor="text1"/>
-        </w:rPr>
-      </w:pPr>
-      <w:r>
-        <w:rPr>
-          <w:rFonts w:ascii="Times New Roman" w:hAnsi="Times New Roman" w:cs="Times New Roman"/>
-          <w:b/>
-          <w:color w:val="000000" w:themeColor="text1"/>
-        </w:rPr>
-        <w:t>JavaScript Algorithms and Data Structures</w:t>
-      </w:r>
-    </w:p>
-    <w:p>
-      <w:pPr>
-        <w:tabs>
-          <w:tab w:val="left" w:pos="4825"/>
-        </w:tabs>
+      </w:pPr>
+      <w:r>
         <w:rPr>
           <w:rFonts w:ascii="Times New Roman" w:hAnsi="Times New Roman" w:cs="Times New Roman"/>
           <w:color w:val="595959" w:themeColor="text1" w:themeTint="A6"/>
         </w:rPr>
-      </w:pPr>
-      <w:r>
+        <w:t>WCC Aeronautical &amp; Technological College, Inc. /</w:t>
+      </w:r>
+    </w:p>
+    <w:p>
+      <w:pPr>
+        <w:tabs>
+          <w:tab w:val="left" w:pos="4825"/>
+        </w:tabs>
         <w:rPr>
           <w:rFonts w:ascii="Times New Roman" w:hAnsi="Times New Roman" w:cs="Times New Roman"/>
           <w:color w:val="595959" w:themeColor="text1" w:themeTint="A6"/>
         </w:rPr>
-        <w:t>freecodecamp.org</w:t>
-      </w:r>
-    </w:p>
-    <w:p>
-      <w:pPr>
-        <w:tabs>
-          <w:tab w:val="left" w:pos="4825"/>
-        </w:tabs>
-        <w:rPr>
-          <w:rFonts w:ascii="Times New Roman" w:hAnsi="Times New Roman" w:cs="Times New Roman"/>
-          <w:color w:val="000000" w:themeColor="text1"/>
-        </w:rPr>
-      </w:pPr>
-    </w:p>
-    <w:p>
-      <w:pPr>
-        <w:tabs>
-          <w:tab w:val="left" w:pos="4825"/>
-        </w:tabs>
+      </w:pPr>
+      <w:proofErr w:type="spellStart"/>
+      <w:r>
         <w:rPr>
           <w:rFonts w:ascii="Times New Roman" w:hAnsi="Times New Roman" w:cs="Times New Roman"/>
           <w:color w:val="595959" w:themeColor="text1" w:themeTint="A6"/>
         </w:rPr>
-      </w:pPr>
+        <w:t>Binalonan</w:t>
+      </w:r>
+      <w:proofErr w:type="spellEnd"/>
       <w:r>
         <w:rPr>
           <w:rFonts w:ascii="Times New Roman" w:hAnsi="Times New Roman" w:cs="Times New Roman"/>
           <w:color w:val="595959" w:themeColor="text1" w:themeTint="A6"/>
         </w:rPr>
-        <w:t>2023 / Presenter Certificate</w:t>
-      </w:r>
-    </w:p>
-    <w:p>
-      <w:pPr>
-        <w:tabs>
-          <w:tab w:val="left" w:pos="4825"/>
-        </w:tabs>
-        <w:rPr>
-          <w:rFonts w:ascii="Times New Roman" w:hAnsi="Times New Roman" w:cs="Times New Roman"/>
-          <w:b/>
-          <w:color w:val="000000" w:themeColor="text1"/>
-        </w:rPr>
-      </w:pPr>
-      <w:r>
-        <w:rPr>
-          <w:rFonts w:ascii="Times New Roman" w:hAnsi="Times New Roman" w:cs="Times New Roman"/>
-          <w:b/>
-          <w:color w:val="000000" w:themeColor="text1"/>
-        </w:rPr>
-        <w:t>1</w:t>
-      </w:r>
-      <w:r>
-        <w:rPr>
-          <w:rFonts w:ascii="Times New Roman" w:hAnsi="Times New Roman" w:cs="Times New Roman"/>
-          <w:b/>
-          <w:color w:val="000000" w:themeColor="text1"/>
-          <w:vertAlign w:val="superscript"/>
-        </w:rPr>
-        <w:t>st</w:t>
-      </w:r>
-      <w:r>
-        <w:rPr>
-          <w:rFonts w:ascii="Times New Roman" w:hAnsi="Times New Roman" w:cs="Times New Roman"/>
-          <w:b/>
-          <w:color w:val="000000" w:themeColor="text1"/>
-        </w:rPr>
-        <w:t xml:space="preserve"> </w:t>
-      </w:r>
-      <w:r>
-        <w:rPr>
-          <w:rFonts w:ascii="Times New Roman" w:hAnsi="Times New Roman" w:cs="Times New Roman"/>
-          <w:b/>
-          <w:color w:val="000000" w:themeColor="text1"/>
-        </w:rPr>
-        <w:t>R</w:t>
-      </w:r>
-      <w:r>
-        <w:rPr>
-          <w:rFonts w:ascii="Times New Roman" w:hAnsi="Times New Roman" w:cs="Times New Roman"/>
-          <w:b/>
-          <w:color w:val="000000" w:themeColor="text1"/>
-        </w:rPr>
-        <w:t xml:space="preserve">esearch </w:t>
-      </w:r>
-      <w:r>
-        <w:rPr>
-          <w:rFonts w:ascii="Times New Roman" w:hAnsi="Times New Roman" w:cs="Times New Roman"/>
-          <w:b/>
-          <w:color w:val="000000" w:themeColor="text1"/>
-        </w:rPr>
-        <w:t>C</w:t>
-      </w:r>
-      <w:r>
-        <w:rPr>
-          <w:rFonts w:ascii="Times New Roman" w:hAnsi="Times New Roman" w:cs="Times New Roman"/>
-          <w:b/>
-          <w:color w:val="000000" w:themeColor="text1"/>
-        </w:rPr>
-        <w:t xml:space="preserve">olloquium and </w:t>
-      </w:r>
-      <w:r>
-        <w:rPr>
-          <w:rFonts w:ascii="Times New Roman" w:hAnsi="Times New Roman" w:cs="Times New Roman"/>
-          <w:b/>
-          <w:color w:val="000000" w:themeColor="text1"/>
-        </w:rPr>
-        <w:t>P</w:t>
-      </w:r>
-      <w:r>
-        <w:rPr>
-          <w:rFonts w:ascii="Times New Roman" w:hAnsi="Times New Roman" w:cs="Times New Roman"/>
-          <w:b/>
-          <w:color w:val="000000" w:themeColor="text1"/>
-        </w:rPr>
-        <w:t xml:space="preserve">roject </w:t>
-      </w:r>
-      <w:r>
-        <w:rPr>
-          <w:rFonts w:ascii="Times New Roman" w:hAnsi="Times New Roman" w:cs="Times New Roman"/>
-          <w:b/>
-          <w:color w:val="000000" w:themeColor="text1"/>
-        </w:rPr>
-        <w:t>E</w:t>
-      </w:r>
-      <w:r>
-        <w:rPr>
-          <w:rFonts w:ascii="Times New Roman" w:hAnsi="Times New Roman" w:cs="Times New Roman"/>
-          <w:b/>
-          <w:color w:val="000000" w:themeColor="text1"/>
-        </w:rPr>
-        <w:t>xhibits</w:t>
-      </w:r>
-    </w:p>
-    <w:p>
-      <w:pPr>
-        <w:tabs>
-          <w:tab w:val="left" w:pos="4825"/>
-        </w:tabs>
+        <w:t xml:space="preserve">, </w:t>
+      </w:r>
+      <w:proofErr w:type="spellStart"/>
+      <w:r>
         <w:rPr>
           <w:rFonts w:ascii="Times New Roman" w:hAnsi="Times New Roman" w:cs="Times New Roman"/>
           <w:color w:val="595959" w:themeColor="text1" w:themeTint="A6"/>
         </w:rPr>
-      </w:pPr>
-      <w:r>
-        <w:rPr>
-          <w:rFonts w:ascii="Times New Roman" w:hAnsi="Times New Roman" w:cs="Times New Roman"/>
-          <w:color w:val="595959" w:themeColor="text1" w:themeTint="A6"/>
-        </w:rPr>
-        <w:t xml:space="preserve">WCC Aeronautical &amp; Technological College, </w:t>
-      </w:r>
-      <w:r>
-        <w:rPr>
-          <w:rFonts w:ascii="Times New Roman" w:hAnsi="Times New Roman" w:cs="Times New Roman"/>
-          <w:color w:val="595959" w:themeColor="text1" w:themeTint="A6"/>
-        </w:rPr>
-        <w:t>Inc. /</w:t>
-      </w:r>
-    </w:p>
-    <w:p>
-      <w:pPr>
-        <w:tabs>
-          <w:tab w:val="left" w:pos="4825"/>
-        </w:tabs>
-        <w:rPr>
-          <w:rFonts w:ascii="Times New Roman" w:hAnsi="Times New Roman" w:cs="Times New Roman"/>
-          <w:color w:val="595959" w:themeColor="text1" w:themeTint="A6"/>
-        </w:rPr>
-      </w:pPr>
-      <w:proofErr w:type="spellStart"/>
-      <w:r>
-        <w:rPr>
-          <w:rFonts w:ascii="Times New Roman" w:hAnsi="Times New Roman" w:cs="Times New Roman"/>
-          <w:color w:val="595959" w:themeColor="text1" w:themeTint="A6"/>
-        </w:rPr>
-        <w:t>Binalonan</w:t>
+        <w:t>Pangasinan</w:t>
       </w:r>
       <w:proofErr w:type="spellEnd"/>
-      <w:r>
-        <w:rPr>
-          <w:rFonts w:ascii="Times New Roman" w:hAnsi="Times New Roman" w:cs="Times New Roman"/>
-          <w:color w:val="595959" w:themeColor="text1" w:themeTint="A6"/>
-        </w:rPr>
-        <w:t xml:space="preserve">, </w:t>
-      </w:r>
-      <w:proofErr w:type="spellStart"/>
-      <w:r>
-        <w:rPr>
-          <w:rFonts w:ascii="Times New Roman" w:hAnsi="Times New Roman" w:cs="Times New Roman"/>
-          <w:color w:val="595959" w:themeColor="text1" w:themeTint="A6"/>
-        </w:rPr>
-        <w:t>Pangasinan</w:t>
-      </w:r>
-      <w:proofErr w:type="spellEnd"/>
-    </w:p>
-    <w:p>
-      <w:pPr>
-        <w:tabs>
-          <w:tab w:val="left" w:pos="4825"/>
-        </w:tabs>
-        <w:rPr>
-          <w:rFonts w:ascii="Times New Roman" w:hAnsi="Times New Roman" w:cs="Times New Roman"/>
-          <w:color w:val="000000" w:themeColor="text1"/>
-        </w:rPr>
-      </w:pPr>
-    </w:p>
-    <w:p>
-      <w:pPr>
-        <w:tabs>
-          <w:tab w:val="left" w:pos="4825"/>
-        </w:tabs>
-        <w:rPr>
-          <w:rFonts w:ascii="Times New Roman" w:hAnsi="Times New Roman" w:cs="Times New Roman"/>
-          <w:color w:val="595959" w:themeColor="text1" w:themeTint="A6"/>
-        </w:rPr>
-      </w:pPr>
-      <w:r>
-        <w:rPr>
-          <w:rFonts w:ascii="Times New Roman" w:hAnsi="Times New Roman" w:cs="Times New Roman"/>
-          <w:color w:val="595959" w:themeColor="text1" w:themeTint="A6"/>
-        </w:rPr>
-        <w:t>2019 / National Certificate</w:t>
-      </w:r>
-    </w:p>
-    <w:p>
-      <w:pPr>
-        <w:tabs>
-          <w:tab w:val="left" w:pos="4825"/>
-        </w:tabs>
-        <w:rPr>
-          <w:rFonts w:ascii="Times New Roman" w:hAnsi="Times New Roman" w:cs="Times New Roman"/>
-          <w:b/>
-          <w:color w:val="000000" w:themeColor="text1"/>
-        </w:rPr>
-      </w:pPr>
-      <w:r>
-        <w:rPr>
-          <w:rFonts w:ascii="Times New Roman" w:hAnsi="Times New Roman" w:cs="Times New Roman"/>
-          <w:b/>
-          <w:color w:val="000000" w:themeColor="text1"/>
-        </w:rPr>
-        <w:t>Introduction to Android App Development</w:t>
-      </w:r>
-    </w:p>
-    <w:p>
-      <w:pPr>
-        <w:tabs>
-          <w:tab w:val="left" w:pos="4825"/>
-        </w:tabs>
-        <w:rPr>
-          <w:rFonts w:ascii="Times New Roman" w:hAnsi="Times New Roman" w:cs="Times New Roman"/>
-          <w:color w:val="595959" w:themeColor="text1" w:themeTint="A6"/>
-        </w:rPr>
-      </w:pPr>
-      <w:r>
-        <w:rPr>
-          <w:rFonts w:ascii="Times New Roman" w:hAnsi="Times New Roman" w:cs="Times New Roman"/>
-          <w:color w:val="595959" w:themeColor="text1" w:themeTint="A6"/>
-        </w:rPr>
-        <w:t xml:space="preserve">University of the Philippines / </w:t>
-      </w:r>
-      <w:proofErr w:type="spellStart"/>
-      <w:r>
-        <w:rPr>
-          <w:rFonts w:ascii="Times New Roman" w:hAnsi="Times New Roman" w:cs="Times New Roman"/>
-          <w:color w:val="595959" w:themeColor="text1" w:themeTint="A6"/>
-        </w:rPr>
-        <w:t>Diliman</w:t>
-      </w:r>
-      <w:proofErr w:type="spellEnd"/>
-      <w:r>
-        <w:rPr>
-          <w:rFonts w:ascii="Times New Roman" w:hAnsi="Times New Roman" w:cs="Times New Roman"/>
-          <w:color w:val="595959" w:themeColor="text1" w:themeTint="A6"/>
-        </w:rPr>
-        <w:t>, Quezon City</w:t>
-      </w:r>
-    </w:p>
-    <w:p>
-      <w:pPr>
-        <w:tabs>
-          <w:tab w:val="left" w:pos="4825"/>
-        </w:tabs>
-        <w:rPr>
-          <w:rFonts w:ascii="Times New Roman" w:hAnsi="Times New Roman" w:cs="Times New Roman"/>
-          <w:color w:val="000000" w:themeColor="text1"/>
-        </w:rPr>
-      </w:pPr>
-    </w:p>
-    <w:p>
-      <w:pPr>
-        <w:tabs>
-          <w:tab w:val="left" w:pos="4825"/>
-        </w:tabs>
-        <w:rPr>
-          <w:rFonts w:ascii="Times New Roman" w:hAnsi="Times New Roman" w:cs="Times New Roman"/>
-          <w:color w:val="000000" w:themeColor="text1"/>
-        </w:rPr>
-      </w:pPr>
-    </w:p>
-    <w:p>
-      <w:pPr>
-        <w:tabs>
-          <w:tab w:val="left" w:pos="4825"/>
-        </w:tabs>
-        <w:spacing w:line="360" w:lineRule="auto"/>
-        <w:rPr>
-          <w:rFonts w:ascii="Times New Roman" w:hAnsi="Times New Roman" w:cs="Times New Roman"/>
-          <w:b/>
+    </w:p>
+    <w:p>
+      <w:pPr>
+        <w:tabs>
+          <w:tab w:val="left" w:pos="4825"/>
+        </w:tabs>
+        <w:rPr>
+          <w:rFonts w:ascii="Times New Roman" w:hAnsi="Times New Roman" w:cs="Times New Roman"/>
           <w:color w:val="2DA89E"/>
           <w:sz w:val="32"/>
           <w:szCs w:val="30"/>
         </w:rPr>
       </w:pPr>
+    </w:p>
+    <w:p>
+      <w:pPr>
+        <w:tabs>
+          <w:tab w:val="left" w:pos="4825"/>
+        </w:tabs>
+        <w:rPr>
+          <w:rFonts w:ascii="Times New Roman" w:hAnsi="Times New Roman" w:cs="Times New Roman"/>
+          <w:color w:val="595959" w:themeColor="text1" w:themeTint="A6"/>
+        </w:rPr>
+      </w:pPr>
+      <w:r>
+        <w:rPr>
+          <w:rFonts w:ascii="Times New Roman" w:hAnsi="Times New Roman" w:cs="Times New Roman"/>
+          <w:color w:val="595959" w:themeColor="text1" w:themeTint="A6"/>
+        </w:rPr>
+        <w:t>2023 / Digital Certificate</w:t>
+      </w:r>
+      <w:r>
+        <w:rPr>
+          <w:rFonts w:ascii="Times New Roman" w:hAnsi="Times New Roman" w:cs="Times New Roman"/>
+          <w:color w:val="595959" w:themeColor="text1" w:themeTint="A6"/>
+        </w:rPr>
+        <w:t>s</w:t>
+      </w:r>
+    </w:p>
+    <w:p>
+      <w:pPr>
+        <w:tabs>
+          <w:tab w:val="left" w:pos="4825"/>
+        </w:tabs>
+        <w:rPr>
+          <w:rFonts w:ascii="Times New Roman" w:hAnsi="Times New Roman" w:cs="Times New Roman"/>
+          <w:b/>
+          <w:color w:val="000000" w:themeColor="text1"/>
+        </w:rPr>
+      </w:pPr>
+      <w:r>
+        <w:rPr>
+          <w:rFonts w:ascii="Times New Roman" w:hAnsi="Times New Roman" w:cs="Times New Roman"/>
+          <w:b/>
+          <w:color w:val="000000" w:themeColor="text1"/>
+        </w:rPr>
+        <w:t xml:space="preserve">Responsive </w:t>
+      </w:r>
+      <w:r>
+        <w:rPr>
+          <w:rFonts w:ascii="Times New Roman" w:hAnsi="Times New Roman" w:cs="Times New Roman"/>
+          <w:b/>
+          <w:color w:val="000000" w:themeColor="text1"/>
+        </w:rPr>
+        <w:t>Web Design</w:t>
+      </w:r>
+      <w:r>
+        <w:rPr>
+          <w:rFonts w:ascii="Times New Roman" w:hAnsi="Times New Roman" w:cs="Times New Roman"/>
+          <w:b/>
+          <w:color w:val="000000" w:themeColor="text1"/>
+        </w:rPr>
+        <w:t>,</w:t>
+      </w:r>
+    </w:p>
+    <w:p>
+      <w:pPr>
+        <w:tabs>
+          <w:tab w:val="left" w:pos="4825"/>
+        </w:tabs>
+        <w:rPr>
+          <w:rFonts w:ascii="Times New Roman" w:hAnsi="Times New Roman" w:cs="Times New Roman"/>
+          <w:b/>
+          <w:color w:val="000000" w:themeColor="text1"/>
+        </w:rPr>
+      </w:pPr>
+      <w:r>
+        <w:rPr>
+          <w:rFonts w:ascii="Times New Roman" w:hAnsi="Times New Roman" w:cs="Times New Roman"/>
+          <w:b/>
+          <w:color w:val="000000" w:themeColor="text1"/>
+        </w:rPr>
+        <w:t>JavaScript Algorithms and Data Structures</w:t>
+      </w:r>
+    </w:p>
+    <w:p>
+      <w:pPr>
+        <w:tabs>
+          <w:tab w:val="left" w:pos="4825"/>
+        </w:tabs>
+        <w:rPr>
+          <w:rFonts w:ascii="Times New Roman" w:hAnsi="Times New Roman" w:cs="Times New Roman"/>
+          <w:color w:val="595959" w:themeColor="text1" w:themeTint="A6"/>
+        </w:rPr>
+      </w:pPr>
+      <w:r>
+        <w:rPr>
+          <w:rFonts w:ascii="Times New Roman" w:hAnsi="Times New Roman" w:cs="Times New Roman"/>
+          <w:color w:val="595959" w:themeColor="text1" w:themeTint="A6"/>
+        </w:rPr>
+        <w:t>freecodecamp.org</w:t>
+      </w:r>
+    </w:p>
+    <w:p>
+      <w:pPr>
+        <w:tabs>
+          <w:tab w:val="left" w:pos="4825"/>
+        </w:tabs>
+        <w:rPr>
+          <w:rFonts w:ascii="Times New Roman" w:hAnsi="Times New Roman" w:cs="Times New Roman"/>
+          <w:color w:val="000000" w:themeColor="text1"/>
+        </w:rPr>
+      </w:pPr>
+    </w:p>
+    <w:p>
+      <w:pPr>
+        <w:tabs>
+          <w:tab w:val="left" w:pos="4825"/>
+        </w:tabs>
+        <w:rPr>
+          <w:rFonts w:ascii="Times New Roman" w:hAnsi="Times New Roman" w:cs="Times New Roman"/>
+          <w:color w:val="595959" w:themeColor="text1" w:themeTint="A6"/>
+        </w:rPr>
+      </w:pPr>
+      <w:r>
+        <w:rPr>
+          <w:rFonts w:ascii="Times New Roman" w:hAnsi="Times New Roman" w:cs="Times New Roman"/>
+          <w:color w:val="595959" w:themeColor="text1" w:themeTint="A6"/>
+        </w:rPr>
+        <w:t>2019 / National Certificate</w:t>
+      </w:r>
+    </w:p>
+    <w:p>
+      <w:pPr>
+        <w:tabs>
+          <w:tab w:val="left" w:pos="4825"/>
+        </w:tabs>
+        <w:rPr>
+          <w:rFonts w:ascii="Times New Roman" w:hAnsi="Times New Roman" w:cs="Times New Roman"/>
+          <w:b/>
+          <w:color w:val="000000" w:themeColor="text1"/>
+        </w:rPr>
+      </w:pPr>
+      <w:r>
+        <w:rPr>
+          <w:rFonts w:ascii="Times New Roman" w:hAnsi="Times New Roman" w:cs="Times New Roman"/>
+          <w:b/>
+          <w:color w:val="000000" w:themeColor="text1"/>
+        </w:rPr>
+        <w:t>Introduction to Android App Development</w:t>
+      </w:r>
+    </w:p>
+    <w:p>
+      <w:pPr>
+        <w:tabs>
+          <w:tab w:val="left" w:pos="4825"/>
+        </w:tabs>
+        <w:rPr>
+          <w:rFonts w:ascii="Times New Roman" w:hAnsi="Times New Roman" w:cs="Times New Roman"/>
+          <w:color w:val="595959" w:themeColor="text1" w:themeTint="A6"/>
+        </w:rPr>
+      </w:pPr>
+      <w:r>
+        <w:rPr>
+          <w:rFonts w:ascii="Times New Roman" w:hAnsi="Times New Roman" w:cs="Times New Roman"/>
+          <w:color w:val="595959" w:themeColor="text1" w:themeTint="A6"/>
+        </w:rPr>
+        <w:t xml:space="preserve">University of the Philippines / </w:t>
+      </w:r>
       <w:proofErr w:type="spellStart"/>
       <w:r>
+        <w:rPr>
+          <w:rFonts w:ascii="Times New Roman" w:hAnsi="Times New Roman" w:cs="Times New Roman"/>
+          <w:color w:val="595959" w:themeColor="text1" w:themeTint="A6"/>
+        </w:rPr>
+        <w:t>Diliman</w:t>
+      </w:r>
+      <w:proofErr w:type="spellEnd"/>
+      <w:r>
+        <w:rPr>
+          <w:rFonts w:ascii="Times New Roman" w:hAnsi="Times New Roman" w:cs="Times New Roman"/>
+          <w:color w:val="595959" w:themeColor="text1" w:themeTint="A6"/>
+        </w:rPr>
+        <w:t>, Quezon City</w:t>
+      </w:r>
+    </w:p>
+    <w:p>
+      <w:pPr>
+        <w:tabs>
+          <w:tab w:val="left" w:pos="4825"/>
+        </w:tabs>
+        <w:rPr>
+          <w:rFonts w:ascii="Times New Roman" w:hAnsi="Times New Roman" w:cs="Times New Roman"/>
+          <w:color w:val="000000" w:themeColor="text1"/>
+        </w:rPr>
+      </w:pPr>
+    </w:p>
+    <w:p>
+      <w:pPr>
+        <w:tabs>
+          <w:tab w:val="left" w:pos="4825"/>
+        </w:tabs>
         <w:rPr>
           <w:rFonts w:ascii="Times New Roman" w:hAnsi="Times New Roman" w:cs="Times New Roman"/>
           <w:b/>
@@ -1860,8 +1885,7 @@
           <w:sz w:val="32"/>
           <w:szCs w:val="30"/>
         </w:rPr>
-        <w:t>References</w:t>
-      </w:r>
+      </w:pPr>
       <w:r>
         <w:rPr>
           <w:rFonts w:ascii="Times New Roman" w:hAnsi="Times New Roman" w:cs="Times New Roman"/>
@@ -1870,9 +1894,8 @@
           <w:sz w:val="32"/>
           <w:szCs w:val="30"/>
         </w:rPr>
-        <w:t>s</w:t>
-      </w:r>
-      <w:proofErr w:type="spellEnd"/>
+        <w:t>References</w:t>
+      </w:r>
     </w:p>
     <w:p>
       <w:pPr>
@@ -4001,7 +4024,7 @@
 </file>
 
 <file path=customXml/itemProps1.xml><?xml version="1.0" encoding="utf-8"?>
-<ds:datastoreItem xmlns:ds="http://schemas.openxmlformats.org/officeDocument/2006/customXml" ds:itemID="{D39E2650-B49B-4840-B802-A2CD7CFDD4CC}">
+<ds:datastoreItem xmlns:ds="http://schemas.openxmlformats.org/officeDocument/2006/customXml" ds:itemID="{EACB4342-87C5-45C1-AA5E-68125ACBA2CC}">
   <ds:schemaRefs>
     <ds:schemaRef ds:uri="http://schemas.openxmlformats.org/officeDocument/2006/bibliography"/>
   </ds:schemaRefs>

--- a/Documents/Carlos Johncent Ventura CV.docx
+++ b/Documents/Carlos Johncent Ventura CV.docx
@@ -1760,6 +1760,34 @@
         </w:rPr>
         <w:t>JavaScript Algorithms and Data Structures</w:t>
       </w:r>
+      <w:r>
+        <w:rPr>
+          <w:rFonts w:ascii="Times New Roman" w:hAnsi="Times New Roman" w:cs="Times New Roman"/>
+          <w:b/>
+          <w:color w:val="000000" w:themeColor="text1"/>
+        </w:rPr>
+        <w:t>,</w:t>
+      </w:r>
+    </w:p>
+    <w:p>
+      <w:pPr>
+        <w:tabs>
+          <w:tab w:val="left" w:pos="4825"/>
+        </w:tabs>
+        <w:rPr>
+          <w:rFonts w:ascii="Times New Roman" w:hAnsi="Times New Roman" w:cs="Times New Roman"/>
+          <w:b/>
+          <w:color w:val="000000" w:themeColor="text1"/>
+        </w:rPr>
+      </w:pPr>
+      <w:r>
+        <w:rPr>
+          <w:rFonts w:ascii="Times New Roman" w:hAnsi="Times New Roman" w:cs="Times New Roman"/>
+          <w:b/>
+          <w:color w:val="000000" w:themeColor="text1"/>
+        </w:rPr>
+        <w:t>Front End Development Libraries</w:t>
+      </w:r>
     </w:p>
     <w:p>
       <w:pPr>
@@ -1971,6 +1999,13 @@
           <w:color w:val="595959" w:themeColor="text1" w:themeTint="A6"/>
         </w:rPr>
         <w:t>ULCSS Dean / University of Luzon</w:t>
+      </w:r>
+      <w:r>
+        <w:rPr>
+          <w:rFonts w:ascii="Times New Roman" w:hAnsi="Times New Roman" w:cs="Times New Roman"/>
+          <w:color w:val="595959" w:themeColor="text1" w:themeTint="A6"/>
+        </w:rPr>
+        <w:t xml:space="preserve"> </w:t>
       </w:r>
     </w:p>
     <w:p>
@@ -2091,7 +2126,7 @@
         </w:tabs>
         <w:rPr>
           <w:rFonts w:ascii="Times New Roman" w:hAnsi="Times New Roman" w:cs="Times New Roman"/>
-          <w:color w:val="000000" w:themeColor="text1"/>
+          <w:color w:val="595959" w:themeColor="text1" w:themeTint="A6"/>
         </w:rPr>
       </w:pPr>
       <w:r>
@@ -4024,7 +4059,7 @@
 </file>
 
 <file path=customXml/itemProps1.xml><?xml version="1.0" encoding="utf-8"?>
-<ds:datastoreItem xmlns:ds="http://schemas.openxmlformats.org/officeDocument/2006/customXml" ds:itemID="{EACB4342-87C5-45C1-AA5E-68125ACBA2CC}">
+<ds:datastoreItem xmlns:ds="http://schemas.openxmlformats.org/officeDocument/2006/customXml" ds:itemID="{9682DE79-0F11-46B2-B2F2-4A5490B9D7E5}">
   <ds:schemaRefs>
     <ds:schemaRef ds:uri="http://schemas.openxmlformats.org/officeDocument/2006/bibliography"/>
   </ds:schemaRefs>
